--- a/HW2/Assignment-2-ME5920-S26-AgBio-Applications.docx
+++ b/HW2/Assignment-2-ME5920-S26-AgBio-Applications.docx
@@ -1,31 +1,23 @@
 
 <file path=word/document.xml><?xml version="1.0" encoding="utf-8"?>
-<w:document xmlns:w="http://schemas.openxmlformats.org/wordprocessingml/2006/main" xmlns:m="http://schemas.openxmlformats.org/officeDocument/2006/math" xmlns:r="http://schemas.openxmlformats.org/officeDocument/2006/relationships" xmlns:o="urn:schemas-microsoft-com:office:office" xmlns:v="urn:schemas-microsoft-com:vml" xmlns:w10="urn:schemas-microsoft-com:office:word" xmlns:a="http://schemas.openxmlformats.org/drawingml/2006/main" xmlns:pic="http://schemas.openxmlformats.org/drawingml/2006/picture" xmlns:wp="http://schemas.openxmlformats.org/drawingml/2006/wordprocessingDrawing">
+<w:document xmlns:wpc="http://schemas.microsoft.com/office/word/2010/wordprocessingCanvas" xmlns:cx="http://schemas.microsoft.com/office/drawing/2014/chartex" xmlns:cx1="http://schemas.microsoft.com/office/drawing/2015/9/8/chartex" xmlns:cx2="http://schemas.microsoft.com/office/drawing/2015/10/21/chartex" xmlns:cx3="http://schemas.microsoft.com/office/drawing/2016/5/9/chartex" xmlns:cx4="http://schemas.microsoft.com/office/drawing/2016/5/10/chartex" xmlns:cx5="http://schemas.microsoft.com/office/drawing/2016/5/11/chartex" xmlns:cx6="http://schemas.microsoft.com/office/drawing/2016/5/12/chartex" xmlns:cx7="http://schemas.microsoft.com/office/drawing/2016/5/13/chartex" xmlns:cx8="http://schemas.microsoft.com/office/drawing/2016/5/14/chartex" xmlns:mc="http://schemas.openxmlformats.org/markup-compatibility/2006" xmlns:aink="http://schemas.microsoft.com/office/drawing/2016/ink" xmlns:am3d="http://schemas.microsoft.com/office/drawing/2017/model3d" xmlns:o="urn:schemas-microsoft-com:office:office" xmlns:oel="http://schemas.microsoft.com/office/2019/extlst" xmlns:r="http://schemas.openxmlformats.org/officeDocument/2006/relationships" xmlns:m="http://schemas.openxmlformats.org/officeDocument/2006/math" xmlns:v="urn:schemas-microsoft-com:vml" xmlns:wp14="http://schemas.microsoft.com/office/word/2010/wordprocessingDrawing" xmlns:wp="http://schemas.openxmlformats.org/drawingml/2006/wordprocessingDrawing" xmlns:w10="urn:schemas-microsoft-com:office:word" xmlns:w="http://schemas.openxmlformats.org/wordprocessingml/2006/main" xmlns:w14="http://schemas.microsoft.com/office/word/2010/wordml" xmlns:w15="http://schemas.microsoft.com/office/word/2012/wordml" xmlns:w16cex="http://schemas.microsoft.com/office/word/2018/wordml/cex" xmlns:w16cid="http://schemas.microsoft.com/office/word/2016/wordml/cid" xmlns:w16="http://schemas.microsoft.com/office/word/2018/wordml" xmlns:w16du="http://schemas.microsoft.com/office/word/2023/wordml/word16du" xmlns:w16sdtdh="http://schemas.microsoft.com/office/word/2020/wordml/sdtdatahash" xmlns:w16sdtfl="http://schemas.microsoft.com/office/word/2024/wordml/sdtformatlock" xmlns:w16se="http://schemas.microsoft.com/office/word/2015/wordml/symex" xmlns:wpg="http://schemas.microsoft.com/office/word/2010/wordprocessingGroup" xmlns:wpi="http://schemas.microsoft.com/office/word/2010/wordprocessingInk" xmlns:wne="http://schemas.microsoft.com/office/word/2006/wordml" xmlns:wps="http://schemas.microsoft.com/office/word/2010/wordprocessingShape" mc:Ignorable="w14 w15 w16se w16cid w16 w16cex w16sdtdh w16sdtfl w16du wp14">
   <w:body>
     <w:p>
       <w:pPr>
-        <w:pStyle w:val="Author"/>
-      </w:pPr>
-      <w:r>
-        <w:t xml:space="preserve">Shahab</w:t>
-      </w:r>
-    </w:p>
-    <w:bookmarkStart w:id="21" w:name="Xbbf87445ed47d3227ec6f874e4d1ab20028e010"/>
-    <w:p>
-      <w:pPr>
         <w:pStyle w:val="Heading1"/>
       </w:pPr>
-      <w:r>
-        <w:t xml:space="preserve">ME 592: Data Analytics and Machine Learning for Cyber-Physical Systems</w:t>
-      </w:r>
-    </w:p>
-    <w:bookmarkStart w:id="9" w:name="homework-2---agbio-applications"/>
+      <w:bookmarkStart w:id="0" w:name="Xbbf87445ed47d3227ec6f874e4d1ab20028e010"/>
+      <w:r>
+        <w:t>ME 592: Data Analytics and Machine Learning for Cyber-Physical Systems</w:t>
+      </w:r>
+    </w:p>
     <w:p>
       <w:pPr>
         <w:pStyle w:val="Heading2"/>
       </w:pPr>
-      <w:r>
-        <w:t xml:space="preserve">Homework 2 - Ag/Bio Applications</w:t>
+      <w:bookmarkStart w:id="1" w:name="homework-2---agbio-applications"/>
+      <w:r>
+        <w:t>Homework 2 - Ag/Bio Applications</w:t>
       </w:r>
     </w:p>
     <w:p>
@@ -37,13 +29,10 @@
           <w:b/>
           <w:bCs/>
         </w:rPr>
-        <w:t xml:space="preserve">Homework Assigned on:</w:t>
-      </w:r>
-      <w:r>
-        <w:t xml:space="preserve"> </w:t>
-      </w:r>
-      <w:r>
-        <w:t xml:space="preserve">February 28, 2026</w:t>
+        <w:t>Homework Assigned on:</w:t>
+      </w:r>
+      <w:r>
+        <w:t xml:space="preserve"> February 28, 2026</w:t>
       </w:r>
       <w:r>
         <w:br/>
@@ -53,13 +42,10 @@
           <w:b/>
           <w:bCs/>
         </w:rPr>
-        <w:t xml:space="preserve">Homework Due on:</w:t>
-      </w:r>
-      <w:r>
-        <w:t xml:space="preserve"> </w:t>
-      </w:r>
-      <w:r>
-        <w:t xml:space="preserve">March 12, 2026</w:t>
+        <w:t>Homework Due on:</w:t>
+      </w:r>
+      <w:r>
+        <w:t xml:space="preserve"> March 12, 2026</w:t>
       </w:r>
       <w:r>
         <w:br/>
@@ -69,26 +55,26 @@
           <w:b/>
           <w:bCs/>
         </w:rPr>
-        <w:t xml:space="preserve">One submission per group</w:t>
-      </w:r>
-    </w:p>
-    <w:bookmarkEnd w:id="9"/>
-    <w:bookmarkStart w:id="13" w:name="common-duties-apply-to-all-groups"/>
+        <w:t>One submission per group</w:t>
+      </w:r>
+    </w:p>
     <w:p>
       <w:pPr>
         <w:pStyle w:val="Heading2"/>
       </w:pPr>
-      <w:r>
-        <w:t xml:space="preserve">Common duties (apply to all groups)</w:t>
-      </w:r>
-    </w:p>
-    <w:bookmarkStart w:id="10" w:name="motivation"/>
+      <w:bookmarkStart w:id="2" w:name="common-duties-apply-to-all-groups"/>
+      <w:bookmarkEnd w:id="1"/>
+      <w:r>
+        <w:t>Common duties (apply to all groups)</w:t>
+      </w:r>
+    </w:p>
     <w:p>
       <w:pPr>
         <w:pStyle w:val="Heading3"/>
       </w:pPr>
-      <w:r>
-        <w:t xml:space="preserve">Motivation</w:t>
+      <w:bookmarkStart w:id="3" w:name="motivation"/>
+      <w:r>
+        <w:t>Motivation</w:t>
       </w:r>
     </w:p>
     <w:p>
@@ -96,17 +82,17 @@
         <w:pStyle w:val="FirstParagraph"/>
       </w:pPr>
       <w:r>
-        <w:t xml:space="preserve">This homework is to provide an experience of Data Preparation involved in Data Analytics for Cyber-Physical Systems.</w:t>
-      </w:r>
-    </w:p>
-    <w:bookmarkEnd w:id="10"/>
-    <w:bookmarkStart w:id="11" w:name="general-instructions"/>
+        <w:t>This homework is to provide an experience of Data Preparation involved in Data Analytics for Cyber-Physical Systems.</w:t>
+      </w:r>
+    </w:p>
     <w:p>
       <w:pPr>
         <w:pStyle w:val="Heading3"/>
       </w:pPr>
-      <w:r>
-        <w:t xml:space="preserve">General Instructions</w:t>
+      <w:bookmarkStart w:id="4" w:name="general-instructions"/>
+      <w:bookmarkEnd w:id="3"/>
+      <w:r>
+        <w:t>General Instructions</w:t>
       </w:r>
     </w:p>
     <w:p>
@@ -114,7 +100,7 @@
         <w:pStyle w:val="FirstParagraph"/>
       </w:pPr>
       <w:r>
-        <w:t xml:space="preserve">The dataset and problems for each group are slightly different, but the motivation remains the same. Following are some instructions for all the theme groups. Specific instructions for each group shall be provided in the relevant sections.</w:t>
+        <w:t>The dataset and problems for each group are slightly different, but the motivation remains the same. Following are some instructions for all the theme groups. Specific instructions for each group shall be provided in the relevant sections.</w:t>
       </w:r>
     </w:p>
     <w:p>
@@ -122,11 +108,11 @@
         <w:pStyle w:val="Compact"/>
         <w:numPr>
           <w:ilvl w:val="0"/>
-          <w:numId w:val="1001"/>
+          <w:numId w:val="2"/>
         </w:numPr>
       </w:pPr>
       <w:r>
-        <w:t xml:space="preserve">The final code must be pushed to git before the deadline.</w:t>
+        <w:t>The final code must be pushed to git before the deadline.</w:t>
       </w:r>
     </w:p>
     <w:p>
@@ -134,11 +120,11 @@
         <w:pStyle w:val="Compact"/>
         <w:numPr>
           <w:ilvl w:val="0"/>
-          <w:numId w:val="1001"/>
+          <w:numId w:val="2"/>
         </w:numPr>
       </w:pPr>
       <w:r>
-        <w:t xml:space="preserve">Use the discussion board in Canvas in case of any issue.</w:t>
+        <w:t>Use the discussion board in Canvas in case of any issue.</w:t>
       </w:r>
     </w:p>
     <w:p>
@@ -146,17 +132,17 @@
         <w:pStyle w:val="FirstParagraph"/>
       </w:pPr>
       <w:r>
-        <w:t xml:space="preserve">If you are using Gen AI tools for coding, indicate which tools you have used, your prompts, and how you validated the AI-generated content.</w:t>
-      </w:r>
-    </w:p>
-    <w:bookmarkEnd w:id="11"/>
-    <w:bookmarkStart w:id="12" w:name="expected-outcome"/>
+        <w:t>If you are using Gen AI tools for coding, indicate which tools you have used, your prompts, and how you validated the AI-generated content.</w:t>
+      </w:r>
+    </w:p>
     <w:p>
       <w:pPr>
         <w:pStyle w:val="Heading3"/>
       </w:pPr>
-      <w:r>
-        <w:t xml:space="preserve">Expected Outcome</w:t>
+      <w:bookmarkStart w:id="5" w:name="expected-outcome"/>
+      <w:bookmarkEnd w:id="4"/>
+      <w:r>
+        <w:t>Expected Outcome</w:t>
       </w:r>
     </w:p>
     <w:p>
@@ -164,11 +150,11 @@
         <w:pStyle w:val="Compact"/>
         <w:numPr>
           <w:ilvl w:val="0"/>
-          <w:numId w:val="1002"/>
+          <w:numId w:val="3"/>
         </w:numPr>
       </w:pPr>
       <w:r>
-        <w:t xml:space="preserve">A code pushed in git to preprocess each dataset provided.</w:t>
+        <w:t>A code pushed in git to preprocess each dataset provided.</w:t>
       </w:r>
     </w:p>
     <w:p>
@@ -176,22 +162,22 @@
         <w:pStyle w:val="Compact"/>
         <w:numPr>
           <w:ilvl w:val="0"/>
-          <w:numId w:val="1002"/>
+          <w:numId w:val="3"/>
         </w:numPr>
       </w:pPr>
       <w:r>
-        <w:t xml:space="preserve">A presentation video explaining your solution approach and results (video duration should be 10 minutes or less). Submit the video (preferably link to video) and github repo link through Canvas.</w:t>
-      </w:r>
-    </w:p>
-    <w:bookmarkEnd w:id="12"/>
-    <w:bookmarkEnd w:id="13"/>
-    <w:bookmarkStart w:id="19" w:name="X7d4b8eaacd3e0961144130feeb4c82a04cd4044"/>
+        <w:t>A presentation video explaining your solution approach and results (video duration should be 10 minutes or less). Submit the video (preferably link to video) and github repo link through Canvas.</w:t>
+      </w:r>
+    </w:p>
     <w:p>
       <w:pPr>
         <w:pStyle w:val="Heading2"/>
       </w:pPr>
-      <w:r>
-        <w:t xml:space="preserve">Ag/Bio Applications and Image/Video Analytics</w:t>
+      <w:bookmarkStart w:id="6" w:name="X7d4b8eaacd3e0961144130feeb4c82a04cd4044"/>
+      <w:bookmarkEnd w:id="2"/>
+      <w:bookmarkEnd w:id="5"/>
+      <w:r>
+        <w:t>Ag/Bio Applications and Image/Video Analytics</w:t>
       </w:r>
     </w:p>
     <w:p>
@@ -199,7 +185,7 @@
         <w:pStyle w:val="FirstParagraph"/>
       </w:pPr>
       <w:r>
-        <w:t xml:space="preserve">Video summarization, Keyframe extraction and Low-rank modeling of video</w:t>
+        <w:t>Video summarization, Keyframe extraction and Low-rank modeling of video</w:t>
       </w:r>
     </w:p>
     <w:p>
@@ -207,7 +193,7 @@
         <w:pStyle w:val="BodyText"/>
       </w:pPr>
       <w:r>
-        <w:t xml:space="preserve">Given a short video, perform preprocessing and use PCA in multiple ways to analyze structure, motion, and importance of frames:</w:t>
+        <w:t>Given a short video, perform preprocessing and use PCA in multiple ways to analyze structure, motion, and importance of frames:</w:t>
       </w:r>
     </w:p>
     <w:p>
@@ -215,13 +201,7 @@
         <w:pStyle w:val="BodyText"/>
       </w:pPr>
       <w:r>
-        <w:t xml:space="preserve">Use the data in</w:t>
-      </w:r>
-      <w:r>
-        <w:t xml:space="preserve"> </w:t>
-      </w:r>
-      <w:r>
-        <w:t xml:space="preserve">“videos for Ag and Image.zip”</w:t>
+        <w:t>Use the data in “videos for Ag and Image.zip”</w:t>
       </w:r>
     </w:p>
     <w:p>
@@ -229,16 +209,17 @@
         <w:pStyle w:val="BodyText"/>
       </w:pPr>
       <w:r>
-        <w:t xml:space="preserve">Ag/Bio Applications group - use the Soybean Timelapse video</w:t>
-      </w:r>
-    </w:p>
-    <w:bookmarkStart w:id="14" w:name="Xea02939fe077e610a527de17520ad4fbca51cb3"/>
+        <w:t>Ag/Bio Applications group - use the Soybean Timelapse video</w:t>
+      </w:r>
+    </w:p>
     <w:p>
       <w:pPr>
         <w:pStyle w:val="Heading3"/>
       </w:pPr>
-      <w:r>
-        <w:t xml:space="preserve">1. Low-Rank Video Modeling (PCA on Raw Frames)</w:t>
+      <w:bookmarkStart w:id="7" w:name="Xea02939fe077e610a527de17520ad4fbca51cb3"/>
+      <w:r>
+        <w:lastRenderedPageBreak/>
+        <w:t>1. Low-Rank Video Modeling (PCA on Raw Frames)</w:t>
       </w:r>
     </w:p>
     <w:p>
@@ -246,80 +227,90 @@
         <w:pStyle w:val="FirstParagraph"/>
       </w:pPr>
       <w:r>
-        <w:t xml:space="preserve">Convert the video into a matrix</w:t>
-      </w:r>
-      <w:r>
-        <w:t xml:space="preserve"> </w:t>
+        <w:t xml:space="preserve">Convert the video into a matrix </w:t>
       </w:r>
       <m:oMath>
         <m:r>
+          <w:rPr>
+            <w:rFonts w:ascii="Cambria Math" w:hAnsi="Cambria Math"/>
+          </w:rPr>
           <m:t>X</m:t>
         </m:r>
         <m:r>
           <m:rPr>
             <m:sty m:val="p"/>
           </m:rPr>
+          <w:rPr>
+            <w:rFonts w:ascii="Cambria Math" w:hAnsi="Cambria Math"/>
+          </w:rPr>
           <m:t>∈</m:t>
         </m:r>
         <m:sSup>
+          <m:sSupPr>
+            <m:ctrlPr>
+              <w:rPr>
+                <w:rFonts w:ascii="Cambria Math" w:hAnsi="Cambria Math"/>
+              </w:rPr>
+            </m:ctrlPr>
+          </m:sSupPr>
           <m:e>
             <m:r>
               <m:rPr>
                 <m:scr m:val="double-struck"/>
                 <m:sty m:val="p"/>
               </m:rPr>
+              <w:rPr>
+                <w:rFonts w:ascii="Cambria Math" w:hAnsi="Cambria Math"/>
+              </w:rPr>
               <m:t>R</m:t>
             </m:r>
           </m:e>
           <m:sup>
             <m:r>
+              <w:rPr>
+                <w:rFonts w:ascii="Cambria Math" w:hAnsi="Cambria Math"/>
+              </w:rPr>
               <m:t>T</m:t>
             </m:r>
             <m:r>
               <m:rPr>
                 <m:sty m:val="p"/>
               </m:rPr>
-              <m:t>×</m:t>
+              <w:rPr>
+                <w:rFonts w:ascii="Cambria Math" w:hAnsi="Cambria Math"/>
+              </w:rPr>
+              <m:t>×(</m:t>
+            </m:r>
+            <m:r>
+              <w:rPr>
+                <w:rFonts w:ascii="Cambria Math" w:hAnsi="Cambria Math"/>
+              </w:rPr>
+              <m:t>HWC</m:t>
             </m:r>
             <m:r>
               <m:rPr>
                 <m:sty m:val="p"/>
               </m:rPr>
-              <m:t>(</m:t>
-            </m:r>
-            <m:r>
-              <m:t>H</m:t>
-            </m:r>
-            <m:r>
-              <m:t>W</m:t>
-            </m:r>
-            <m:r>
-              <m:t>C</m:t>
-            </m:r>
-            <m:r>
-              <m:rPr>
-                <m:sty m:val="p"/>
-              </m:rPr>
+              <w:rPr>
+                <w:rFonts w:ascii="Cambria Math" w:hAnsi="Cambria Math"/>
+              </w:rPr>
               <m:t>)</m:t>
             </m:r>
           </m:sup>
         </m:sSup>
       </m:oMath>
       <w:r>
-        <w:t xml:space="preserve"> </w:t>
-      </w:r>
-      <w:r>
-        <w:t xml:space="preserve">by flattening each frame into a vector and stacking them across time. Perform Principal Component Analysis (PCA) across the temporal dimension and plot the cumulative explained variance ratio. Determine the number of principal components required to explain 80%, 90%, and 95% of the total variance. Reconstruct the video using 1 component, 5 components, and 20 components, and visually compare the reconstructed frames to the original frames. Comment on what the first principal component appears to represent, how motion and background information are encoded across different components, and what types of visual information are progressively lost as fewer components are retained.</w:t>
-      </w:r>
-    </w:p>
-    <w:bookmarkEnd w:id="14"/>
-    <w:bookmarkStart w:id="15" w:name="X950fe5cc4ca934cb8d98b67d434a0a5a93006b5"/>
+        <w:t xml:space="preserve"> by flattening each frame into a vector and stacking them across time. Perform Principal Component Analysis (PCA) across the temporal dimension and plot the cumulative explained variance ratio. Determine the number of principal components required to explain 80%, 90%, and 95% of the total variance. Reconstruct the video using 1 component, 5 components, and 20 components, and visually compare the reconstructed frames to the original frames. Comment on what the first principal component appears to represent, how motion and background information are encoded across different components, and what types of visual information are progressively lost as fewer components are retained.</w:t>
+      </w:r>
+    </w:p>
     <w:p>
       <w:pPr>
         <w:pStyle w:val="Heading3"/>
       </w:pPr>
-      <w:r>
-        <w:t xml:space="preserve">2. Keyframe Extraction via Reconstruction Error</w:t>
+      <w:bookmarkStart w:id="8" w:name="X950fe5cc4ca934cb8d98b67d434a0a5a93006b5"/>
+      <w:bookmarkEnd w:id="7"/>
+      <w:r>
+        <w:t>2. Keyframe Extraction via Reconstruction Error</w:t>
       </w:r>
     </w:p>
     <w:p>
@@ -327,66 +318,94 @@
         <w:pStyle w:val="FirstParagraph"/>
       </w:pPr>
       <w:r>
-        <w:t xml:space="preserve">Perform PCA while retaining a fixed number of components (for example, 10). Reconstruct each frame from this reduced representation and compute the per-frame reconstruction error using the</w:t>
-      </w:r>
-      <w:r>
-        <w:t xml:space="preserve"> </w:t>
+        <w:t xml:space="preserve">Perform PCA while retaining a fixed number of components (for example, 10). Reconstruct each frame from this reduced representation and compute the per-frame reconstruction error using the </w:t>
       </w:r>
       <m:oMath>
         <m:sSub>
+          <m:sSubPr>
+            <m:ctrlPr>
+              <w:rPr>
+                <w:rFonts w:ascii="Cambria Math" w:hAnsi="Cambria Math"/>
+              </w:rPr>
+            </m:ctrlPr>
+          </m:sSubPr>
           <m:e>
             <m:r>
-              <m:t>ℓ</m:t>
+              <m:rPr>
+                <m:scr m:val="script"/>
+              </m:rPr>
+              <w:rPr>
+                <w:rFonts w:ascii="Cambria Math" w:hAnsi="Cambria Math"/>
+              </w:rPr>
+              <m:t>l</m:t>
             </m:r>
           </m:e>
           <m:sub>
             <m:r>
+              <w:rPr>
+                <w:rFonts w:ascii="Cambria Math" w:hAnsi="Cambria Math"/>
+              </w:rPr>
               <m:t>2</m:t>
             </m:r>
           </m:sub>
         </m:sSub>
       </m:oMath>
       <w:r>
-        <w:t xml:space="preserve"> </w:t>
-      </w:r>
-      <w:r>
-        <w:t xml:space="preserve">norm between the original frame</w:t>
-      </w:r>
-      <w:r>
-        <w:t xml:space="preserve"> </w:t>
+        <w:t xml:space="preserve"> norm between the original frame </w:t>
       </w:r>
       <m:oMath>
         <m:sSub>
+          <m:sSubPr>
+            <m:ctrlPr>
+              <w:rPr>
+                <w:rFonts w:ascii="Cambria Math" w:hAnsi="Cambria Math"/>
+              </w:rPr>
+            </m:ctrlPr>
+          </m:sSubPr>
           <m:e>
             <m:r>
+              <w:rPr>
+                <w:rFonts w:ascii="Cambria Math" w:hAnsi="Cambria Math"/>
+              </w:rPr>
               <m:t>F</m:t>
             </m:r>
           </m:e>
           <m:sub>
             <m:r>
+              <w:rPr>
+                <w:rFonts w:ascii="Cambria Math" w:hAnsi="Cambria Math"/>
+              </w:rPr>
               <m:t>i</m:t>
             </m:r>
           </m:sub>
         </m:sSub>
       </m:oMath>
       <w:r>
-        <w:t xml:space="preserve"> </w:t>
-      </w:r>
-      <w:r>
-        <w:t xml:space="preserve">and its reconstruction</w:t>
-      </w:r>
-      <w:r>
-        <w:t xml:space="preserve"> </w:t>
+        <w:t xml:space="preserve"> and its reconstruction </w:t>
       </w:r>
       <m:oMath>
         <m:sSub>
+          <m:sSubPr>
+            <m:ctrlPr>
+              <w:rPr>
+                <w:rFonts w:ascii="Cambria Math" w:hAnsi="Cambria Math"/>
+              </w:rPr>
+            </m:ctrlPr>
+          </m:sSubPr>
           <m:e>
             <m:acc>
               <m:accPr>
-                <m:chr m:val="̂"/>
+                <m:ctrlPr>
+                  <w:rPr>
+                    <w:rFonts w:ascii="Cambria Math" w:hAnsi="Cambria Math"/>
+                  </w:rPr>
+                </m:ctrlPr>
               </m:accPr>
               <m:e>
                 <m:r>
+                  <w:rPr>
+                    <w:rFonts w:ascii="Cambria Math" w:hAnsi="Cambria Math"/>
+                  </w:rPr>
                   <m:t>F</m:t>
                 </m:r>
               </m:e>
@@ -394,23 +413,26 @@
           </m:e>
           <m:sub>
             <m:r>
+              <w:rPr>
+                <w:rFonts w:ascii="Cambria Math" w:hAnsi="Cambria Math"/>
+              </w:rPr>
               <m:t>i</m:t>
             </m:r>
           </m:sub>
         </m:sSub>
       </m:oMath>
       <w:r>
-        <w:t xml:space="preserve">. Rank frames according to reconstruction error and extract the top 10 frames with the highest error values. Plot reconstruction error as a function of time and visualize the selected keyframes. Comment on whether high-error frames correspond to motion-heavy or event-rich moments, whether static frames yield lower errors, and whether peaks in the error curve align with meaningful play transitions.</w:t>
-      </w:r>
-    </w:p>
-    <w:bookmarkEnd w:id="15"/>
-    <w:bookmarkStart w:id="16" w:name="X00447ac353fbc5ec0ee6fafc1e2612ee59f6748"/>
+        <w:t>. Rank frames according to reconstruction error and extract the top 10 frames with the highest error values. Plot reconstruction error as a function of time and visualize the selected keyframes. Comment on whether high-error frames correspond to motion-heavy or event-rich moments, whether static frames yield lower errors, and whether peaks in the error curve align with meaningful play transitions.</w:t>
+      </w:r>
+    </w:p>
     <w:p>
       <w:pPr>
         <w:pStyle w:val="Heading3"/>
       </w:pPr>
-      <w:r>
-        <w:t xml:space="preserve">3. Keyframe Extraction via PCA Projection Magnitude</w:t>
+      <w:bookmarkStart w:id="9" w:name="X00447ac353fbc5ec0ee6fafc1e2612ee59f6748"/>
+      <w:bookmarkEnd w:id="8"/>
+      <w:r>
+        <w:t>3. Keyframe Extraction via PCA Projection Magnitude</w:t>
       </w:r>
     </w:p>
     <w:p>
@@ -418,40 +440,50 @@
         <w:pStyle w:val="FirstParagraph"/>
       </w:pPr>
       <w:r>
-        <w:t xml:space="preserve">Project each frame into the PCA subspace and compute the</w:t>
-      </w:r>
-      <w:r>
-        <w:t xml:space="preserve"> </w:t>
+        <w:t xml:space="preserve">Project each frame into the PCA subspace and compute the </w:t>
       </w:r>
       <m:oMath>
         <m:sSub>
+          <m:sSubPr>
+            <m:ctrlPr>
+              <w:rPr>
+                <w:rFonts w:ascii="Cambria Math" w:hAnsi="Cambria Math"/>
+              </w:rPr>
+            </m:ctrlPr>
+          </m:sSubPr>
           <m:e>
             <m:r>
-              <m:t>ℓ</m:t>
+              <m:rPr>
+                <m:scr m:val="script"/>
+              </m:rPr>
+              <w:rPr>
+                <w:rFonts w:ascii="Cambria Math" w:hAnsi="Cambria Math"/>
+              </w:rPr>
+              <m:t>l</m:t>
             </m:r>
           </m:e>
           <m:sub>
             <m:r>
+              <w:rPr>
+                <w:rFonts w:ascii="Cambria Math" w:hAnsi="Cambria Math"/>
+              </w:rPr>
               <m:t>2</m:t>
             </m:r>
           </m:sub>
         </m:sSub>
       </m:oMath>
       <w:r>
-        <w:t xml:space="preserve"> </w:t>
-      </w:r>
-      <w:r>
-        <w:t xml:space="preserve">norm of its coordinate vector in principal component space. Rank frames according to this projection magnitude and extract the top-k frames that lie farthest from the origin. Plot the temporal trajectory of the first two principal component coordinates to visualize how the video evolves in PCA space over time. Comment on whether frames with large projection magnitude correspond to scene shifts or distinctive formations, how this method differs from reconstruction-error-based selection, and whether certain components appear to capture structured motion patterns.</w:t>
-      </w:r>
-    </w:p>
-    <w:bookmarkEnd w:id="16"/>
-    <w:bookmarkStart w:id="17" w:name="pca-on-frame-differences-motion-modeling"/>
+        <w:t xml:space="preserve"> norm of its coordinate vector in principal component space. Rank frames according to this projection magnitude and extract the top-k frames that lie farthest from the origin. Plot the temporal trajectory of the first two principal component coordinates to visualize how the video evolves in PCA space over time. Comment on whether frames with large projection magnitude correspond to scene shifts or distinctive formations, how this method differs from reconstruction-error-based selection, and whether certain components appear to capture structured motion patterns.</w:t>
+      </w:r>
+    </w:p>
     <w:p>
       <w:pPr>
         <w:pStyle w:val="Heading3"/>
       </w:pPr>
-      <w:r>
-        <w:t xml:space="preserve">4. PCA on Frame Differences (Motion Modeling)</w:t>
+      <w:bookmarkStart w:id="10" w:name="pca-on-frame-differences-motion-modeling"/>
+      <w:bookmarkEnd w:id="9"/>
+      <w:r>
+        <w:t>4. PCA on Frame Differences (Motion Modeling)</w:t>
       </w:r>
     </w:p>
     <w:p>
@@ -459,20 +491,30 @@
         <w:pStyle w:val="FirstParagraph"/>
       </w:pPr>
       <w:r>
-        <w:t xml:space="preserve">Compute temporal frame differences using</w:t>
-      </w:r>
-      <w:r>
-        <w:t xml:space="preserve"> </w:t>
+        <w:t xml:space="preserve">Compute temporal frame differences using </w:t>
       </w:r>
       <m:oMath>
         <m:sSub>
+          <m:sSubPr>
+            <m:ctrlPr>
+              <w:rPr>
+                <w:rFonts w:ascii="Cambria Math" w:hAnsi="Cambria Math"/>
+              </w:rPr>
+            </m:ctrlPr>
+          </m:sSubPr>
           <m:e>
             <m:r>
+              <w:rPr>
+                <w:rFonts w:ascii="Cambria Math" w:hAnsi="Cambria Math"/>
+              </w:rPr>
               <m:t>D</m:t>
             </m:r>
           </m:e>
           <m:sub>
             <m:r>
+              <w:rPr>
+                <w:rFonts w:ascii="Cambria Math" w:hAnsi="Cambria Math"/>
+              </w:rPr>
               <m:t>t</m:t>
             </m:r>
           </m:sub>
@@ -481,16 +523,32 @@
           <m:rPr>
             <m:sty m:val="p"/>
           </m:rPr>
+          <w:rPr>
+            <w:rFonts w:ascii="Cambria Math" w:hAnsi="Cambria Math"/>
+          </w:rPr>
           <m:t>=</m:t>
         </m:r>
         <m:sSub>
+          <m:sSubPr>
+            <m:ctrlPr>
+              <w:rPr>
+                <w:rFonts w:ascii="Cambria Math" w:hAnsi="Cambria Math"/>
+              </w:rPr>
+            </m:ctrlPr>
+          </m:sSubPr>
           <m:e>
             <m:r>
+              <w:rPr>
+                <w:rFonts w:ascii="Cambria Math" w:hAnsi="Cambria Math"/>
+              </w:rPr>
               <m:t>F</m:t>
             </m:r>
           </m:e>
           <m:sub>
             <m:r>
+              <w:rPr>
+                <w:rFonts w:ascii="Cambria Math" w:hAnsi="Cambria Math"/>
+              </w:rPr>
               <m:t>t</m:t>
             </m:r>
           </m:sub>
@@ -499,45 +557,65 @@
           <m:rPr>
             <m:sty m:val="p"/>
           </m:rPr>
-          <m:t>−</m:t>
+          <w:rPr>
+            <w:rFonts w:ascii="Cambria Math" w:hAnsi="Cambria Math"/>
+          </w:rPr>
+          <m:t>-</m:t>
         </m:r>
         <m:sSub>
+          <m:sSubPr>
+            <m:ctrlPr>
+              <w:rPr>
+                <w:rFonts w:ascii="Cambria Math" w:hAnsi="Cambria Math"/>
+              </w:rPr>
+            </m:ctrlPr>
+          </m:sSubPr>
           <m:e>
             <m:r>
+              <w:rPr>
+                <w:rFonts w:ascii="Cambria Math" w:hAnsi="Cambria Math"/>
+              </w:rPr>
               <m:t>F</m:t>
             </m:r>
           </m:e>
           <m:sub>
             <m:r>
+              <w:rPr>
+                <w:rFonts w:ascii="Cambria Math" w:hAnsi="Cambria Math"/>
+              </w:rPr>
               <m:t>t</m:t>
             </m:r>
             <m:r>
               <m:rPr>
                 <m:sty m:val="p"/>
               </m:rPr>
-              <m:t>−</m:t>
+              <w:rPr>
+                <w:rFonts w:ascii="Cambria Math" w:hAnsi="Cambria Math"/>
+              </w:rPr>
+              <m:t>-</m:t>
             </m:r>
             <m:r>
+              <w:rPr>
+                <w:rFonts w:ascii="Cambria Math" w:hAnsi="Cambria Math"/>
+              </w:rPr>
               <m:t>1</m:t>
             </m:r>
           </m:sub>
         </m:sSub>
       </m:oMath>
       <w:r>
-        <w:t xml:space="preserve"> </w:t>
-      </w:r>
-      <w:r>
-        <w:t xml:space="preserve">in order to isolate motion information. Flatten the difference frames and apply PCA to this motion-focused representation. Plot the explained variance ratio and visualize the dominant principal components as motion patterns. Identify frames associated with large projections in this difference-based PCA space and extract frames corresponding to high motion energy. Comment on whether background content is suppressed in this formulation, whether moving players become more distinguishable, and how this motion-based PCA compares to applying PCA directly on raw frames.</w:t>
-      </w:r>
-    </w:p>
-    <w:bookmarkEnd w:id="17"/>
-    <w:bookmarkStart w:id="18" w:name="Xe8da9fc1273acd7de9ea1e7dfcbe60b256d8995"/>
+        <w:t xml:space="preserve"> in order to isolate motion information. Flatten the difference frames and apply PCA to this motion-focused representation. Plot the explained variance ratio and visualize the dominant principal components as motion patterns. Identify frames associated with large projections in this difference-based PCA space and extract frames corresponding to high motion energy. Comment on whether background content is suppressed in this formulation, whether moving players become more distinguishable, and how this motion-based PCA compares to applying PCA directly on raw frames.</w:t>
+      </w:r>
+    </w:p>
     <w:p>
       <w:pPr>
         <w:pStyle w:val="Heading3"/>
       </w:pPr>
-      <w:r>
-        <w:t xml:space="preserve">5. Low-Rank and Sparse Decomposition (Robust PCA Perspective)</w:t>
+      <w:bookmarkStart w:id="11" w:name="Xe8da9fc1273acd7de9ea1e7dfcbe60b256d8995"/>
+      <w:bookmarkEnd w:id="10"/>
+      <w:r>
+        <w:lastRenderedPageBreak/>
+        <w:t>5. Low-Rank and Sparse Decomposition (Robust PCA Perspective)</w:t>
       </w:r>
     </w:p>
     <w:p>
@@ -545,18 +623,18 @@
         <w:pStyle w:val="FirstParagraph"/>
       </w:pPr>
       <w:r>
-        <w:t xml:space="preserve">Model the video as a combination of a low-rank component representing the static background and a sparse component capturing dynamic foreground motion. Perform a robust PCA decomposition or approximate it by subtracting the low-rank reconstruction from the original frames to obtain residual motion maps. Visualize both the low-rank and sparse components and identify frames where the sparse magnitude is largest. Comment on whether dynamic objects are effectively isolated in the sparse component, whether subtle motion is captured, and how this decomposition compares with classical PCA-based reconstruction error in isolating meaningful events.</w:t>
-      </w:r>
-    </w:p>
-    <w:bookmarkEnd w:id="18"/>
-    <w:bookmarkEnd w:id="19"/>
-    <w:bookmarkStart w:id="20" w:name="attachments"/>
+        <w:t>Model the video as a combination of a low-rank component representing the static background and a sparse component capturing dynamic foreground motion. Perform a robust PCA decomposition or approximate it by subtracting the low-rank reconstruction from the original frames to obtain residual motion maps. Visualize both the low-rank and sparse components and identify frames where the sparse magnitude is largest. Comment on whether dynamic objects are effectively isolated in the sparse component, whether subtle motion is captured, and how this decomposition compares with classical PCA-based reconstruction error in isolating meaningful events.</w:t>
+      </w:r>
+    </w:p>
     <w:p>
       <w:pPr>
         <w:pStyle w:val="Heading2"/>
       </w:pPr>
-      <w:r>
-        <w:t xml:space="preserve">Attachments</w:t>
+      <w:bookmarkStart w:id="12" w:name="attachments"/>
+      <w:bookmarkEnd w:id="6"/>
+      <w:bookmarkEnd w:id="11"/>
+      <w:r>
+        <w:t>Attachments</w:t>
       </w:r>
     </w:p>
     <w:p>
@@ -564,7 +642,7 @@
         <w:pStyle w:val="FirstParagraph"/>
       </w:pPr>
       <w:r>
-        <w:t xml:space="preserve">The datasets below can be found at https://iastate.box.com/s/5t667my9187fesvrvs70450xlr0s1rzt</w:t>
+        <w:t>The datasets below can be found at https://iastate.box.com/s/5t667my9187fesvrvs70450xlr0s1rzt</w:t>
       </w:r>
     </w:p>
     <w:p>
@@ -572,52 +650,33 @@
         <w:pStyle w:val="Compact"/>
         <w:numPr>
           <w:ilvl w:val="0"/>
-          <w:numId w:val="1003"/>
+          <w:numId w:val="4"/>
         </w:numPr>
       </w:pPr>
       <w:r>
-        <w:t xml:space="preserve">videos for Ag and Image.zip</w:t>
-      </w:r>
-    </w:p>
-    <w:bookmarkEnd w:id="20"/>
-    <w:bookmarkEnd w:id="21"/>
+        <w:t>videos for Ag and Image.zip</w:t>
+      </w:r>
+      <w:bookmarkEnd w:id="0"/>
+      <w:bookmarkEnd w:id="12"/>
+    </w:p>
     <w:sectPr>
       <w:footnotePr>
         <w:numRestart w:val="eachSect"/>
       </w:footnotePr>
+      <w:pgSz w:w="12240" w:h="15840"/>
+      <w:pgMar w:top="1440" w:right="1440" w:bottom="1440" w:left="1440" w:header="720" w:footer="720" w:gutter="0"/>
+      <w:cols w:space="720"/>
     </w:sectPr>
   </w:body>
 </w:document>
 </file>
 
-<file path=word/comments.xml><?xml version="1.0" encoding="utf-8"?>
-<w:comments xmlns:w="http://schemas.openxmlformats.org/wordprocessingml/2006/main" xmlns:m="http://schemas.openxmlformats.org/officeDocument/2006/math" xmlns:r="http://schemas.openxmlformats.org/officeDocument/2006/relationships" xmlns:o="urn:schemas-microsoft-com:office:office" xmlns:v="urn:schemas-microsoft-com:vml" xmlns:w10="urn:schemas-microsoft-com:office:word" xmlns:a="http://schemas.openxmlformats.org/drawingml/2006/main" xmlns:pic="http://schemas.openxmlformats.org/drawingml/2006/picture" xmlns:wp="http://schemas.openxmlformats.org/drawingml/2006/wordprocessingDrawing"/>
-</file>
-
-<file path=word/footnotes.xml><?xml version="1.0" encoding="utf-8"?>
-<w:footnotes xmlns:w="http://schemas.openxmlformats.org/wordprocessingml/2006/main" xmlns:m="http://schemas.openxmlformats.org/officeDocument/2006/math" xmlns:r="http://schemas.openxmlformats.org/officeDocument/2006/relationships" xmlns:o="urn:schemas-microsoft-com:office:office" xmlns:v="urn:schemas-microsoft-com:vml" xmlns:w10="urn:schemas-microsoft-com:office:word" xmlns:a="http://schemas.openxmlformats.org/drawingml/2006/main" xmlns:pic="http://schemas.openxmlformats.org/drawingml/2006/picture" xmlns:wp="http://schemas.openxmlformats.org/drawingml/2006/wordprocessingDrawing">
-  <w:footnote w:type="continuationSeparator" w:id="0">
-    <w:p>
-      <w:r>
-        <w:continuationSeparator/>
-      </w:r>
-    </w:p>
-  </w:footnote>
-  <w:footnote w:type="separator" w:id="-1">
-    <w:p>
-      <w:r>
-        <w:separator/>
-      </w:r>
-    </w:p>
-  </w:footnote>
-</w:footnotes>
-</file>
-
 <file path=word/numbering.xml><?xml version="1.0" encoding="utf-8"?>
-<w:numbering xmlns:w="http://schemas.openxmlformats.org/wordprocessingml/2006/main">
-  <w:abstractNum w:abstractNumId="990">
+<w:numbering xmlns:wpc="http://schemas.microsoft.com/office/word/2010/wordprocessingCanvas" xmlns:cx="http://schemas.microsoft.com/office/drawing/2014/chartex" xmlns:cx1="http://schemas.microsoft.com/office/drawing/2015/9/8/chartex" xmlns:cx2="http://schemas.microsoft.com/office/drawing/2015/10/21/chartex" xmlns:cx3="http://schemas.microsoft.com/office/drawing/2016/5/9/chartex" xmlns:cx4="http://schemas.microsoft.com/office/drawing/2016/5/10/chartex" xmlns:cx5="http://schemas.microsoft.com/office/drawing/2016/5/11/chartex" xmlns:cx6="http://schemas.microsoft.com/office/drawing/2016/5/12/chartex" xmlns:cx7="http://schemas.microsoft.com/office/drawing/2016/5/13/chartex" xmlns:cx8="http://schemas.microsoft.com/office/drawing/2016/5/14/chartex" xmlns:mc="http://schemas.openxmlformats.org/markup-compatibility/2006" xmlns:aink="http://schemas.microsoft.com/office/drawing/2016/ink" xmlns:am3d="http://schemas.microsoft.com/office/drawing/2017/model3d" xmlns:o="urn:schemas-microsoft-com:office:office" xmlns:oel="http://schemas.microsoft.com/office/2019/extlst" xmlns:r="http://schemas.openxmlformats.org/officeDocument/2006/relationships" xmlns:m="http://schemas.openxmlformats.org/officeDocument/2006/math" xmlns:v="urn:schemas-microsoft-com:vml" xmlns:wp14="http://schemas.microsoft.com/office/word/2010/wordprocessingDrawing" xmlns:wp="http://schemas.openxmlformats.org/drawingml/2006/wordprocessingDrawing" xmlns:w10="urn:schemas-microsoft-com:office:word" xmlns:w="http://schemas.openxmlformats.org/wordprocessingml/2006/main" xmlns:w14="http://schemas.microsoft.com/office/word/2010/wordml" xmlns:w15="http://schemas.microsoft.com/office/word/2012/wordml" xmlns:w16cex="http://schemas.microsoft.com/office/word/2018/wordml/cex" xmlns:w16cid="http://schemas.microsoft.com/office/word/2016/wordml/cid" xmlns:w16="http://schemas.microsoft.com/office/word/2018/wordml" xmlns:w16du="http://schemas.microsoft.com/office/word/2023/wordml/word16du" xmlns:w16sdtdh="http://schemas.microsoft.com/office/word/2020/wordml/sdtdatahash" xmlns:w16sdtfl="http://schemas.microsoft.com/office/word/2024/wordml/sdtformatlock" xmlns:w16se="http://schemas.microsoft.com/office/word/2015/wordml/symex" xmlns:wpg="http://schemas.microsoft.com/office/word/2010/wordprocessingGroup" xmlns:wpi="http://schemas.microsoft.com/office/word/2010/wordprocessingInk" xmlns:wne="http://schemas.microsoft.com/office/word/2006/wordml" xmlns:wps="http://schemas.microsoft.com/office/word/2010/wordprocessingShape" mc:Ignorable="w14 w15 w16se w16cid w16 w16cex w16sdtdh w16sdtfl w16du wp14">
+  <w:abstractNum w:abstractNumId="0" w15:restartNumberingAfterBreak="0">
     <w:nsid w:val="0000A990"/>
     <w:multiLevelType w:val="multilevel"/>
+    <w:tmpl w:val="2A6E2008"/>
     <w:lvl w:ilvl="0">
       <w:numFmt w:val="bullet"/>
       <w:lvlText w:val=" "/>
@@ -691,9 +750,10 @@
       </w:pPr>
     </w:lvl>
   </w:abstractNum>
-  <w:abstractNum w:abstractNumId="99411">
+  <w:abstractNum w:abstractNumId="1" w15:restartNumberingAfterBreak="0">
     <w:nsid w:val="00A99411"/>
     <w:multiLevelType w:val="multilevel"/>
+    <w:tmpl w:val="6DA25162"/>
     <w:lvl w:ilvl="0">
       <w:start w:val="1"/>
       <w:numFmt w:val="decimal"/>
@@ -776,11 +836,11 @@
       </w:pPr>
     </w:lvl>
   </w:abstractNum>
-  <w:num w:numId="1000">
-    <w:abstractNumId w:val="990"/>
+  <w:num w:numId="1" w16cid:durableId="214435157">
+    <w:abstractNumId w:val="0"/>
   </w:num>
-  <w:num w:numId="1001">
-    <w:abstractNumId w:val="99411"/>
+  <w:num w:numId="2" w16cid:durableId="1418330765">
+    <w:abstractNumId w:val="1"/>
     <w:lvlOverride w:ilvl="0">
       <w:startOverride w:val="1"/>
     </w:lvlOverride>
@@ -809,8 +869,8 @@
       <w:startOverride w:val="1"/>
     </w:lvlOverride>
   </w:num>
-  <w:num w:numId="1002">
-    <w:abstractNumId w:val="99411"/>
+  <w:num w:numId="3" w16cid:durableId="365301629">
+    <w:abstractNumId w:val="1"/>
     <w:lvlOverride w:ilvl="0">
       <w:startOverride w:val="1"/>
     </w:lvlOverride>
@@ -839,8 +899,8 @@
       <w:startOverride w:val="1"/>
     </w:lvlOverride>
   </w:num>
-  <w:num w:numId="1003">
-    <w:abstractNumId w:val="99411"/>
+  <w:num w:numId="4" w16cid:durableId="1140272334">
+    <w:abstractNumId w:val="1"/>
     <w:lvlOverride w:ilvl="0">
       <w:startOverride w:val="1"/>
     </w:lvlOverride>
@@ -873,14 +933,14 @@
 </file>
 
 <file path=word/styles.xml><?xml version="1.0" encoding="utf-8"?>
-<w:styles xmlns:r="http://schemas.openxmlformats.org/officeDocument/2006/relationships" xmlns:w="http://schemas.openxmlformats.org/wordprocessingml/2006/main">
+<w:styles xmlns:mc="http://schemas.openxmlformats.org/markup-compatibility/2006" xmlns:r="http://schemas.openxmlformats.org/officeDocument/2006/relationships" xmlns:w="http://schemas.openxmlformats.org/wordprocessingml/2006/main" xmlns:w14="http://schemas.microsoft.com/office/word/2010/wordml" xmlns:w15="http://schemas.microsoft.com/office/word/2012/wordml" xmlns:w16cex="http://schemas.microsoft.com/office/word/2018/wordml/cex" xmlns:w16cid="http://schemas.microsoft.com/office/word/2016/wordml/cid" xmlns:w16="http://schemas.microsoft.com/office/word/2018/wordml" xmlns:w16du="http://schemas.microsoft.com/office/word/2023/wordml/word16du" xmlns:w16sdtdh="http://schemas.microsoft.com/office/word/2020/wordml/sdtdatahash" xmlns:w16sdtfl="http://schemas.microsoft.com/office/word/2024/wordml/sdtformatlock" xmlns:w16se="http://schemas.microsoft.com/office/word/2015/wordml/symex" mc:Ignorable="w14 w15 w16se w16cid w16 w16cex w16sdtdh w16sdtfl w16du">
   <w:docDefaults>
     <w:rPrDefault>
       <w:rPr>
-        <w:rFonts w:asciiTheme="minorHAnsi" w:cstheme="minorBidi" w:eastAsiaTheme="minorEastAsia" w:hAnsiTheme="minorHAnsi"/>
+        <w:rFonts w:asciiTheme="minorHAnsi" w:eastAsiaTheme="minorEastAsia" w:hAnsiTheme="minorHAnsi" w:cstheme="minorBidi"/>
         <w:sz w:val="24"/>
         <w:szCs w:val="24"/>
-        <w:lang w:bidi="ar-SA" w:eastAsia="zh-CN" w:val="en-US"/>
+        <w:lang w:val="en-US" w:eastAsia="zh-CN" w:bidi="ar-SA"/>
       </w:rPr>
     </w:rPrDefault>
     <w:pPrDefault>
@@ -889,168 +949,255 @@
       </w:pPr>
     </w:pPrDefault>
   </w:docDefaults>
-  <w:latentStyles w:count="276" w:defLockedState="0" w:defQFormat="0" w:defSemiHidden="0" w:defUIPriority="0" w:defUnhideWhenUsed="0"/>
-  <w:style w:default="1" w:styleId="Normal" w:type="paragraph">
+  <w:latentStyles w:defLockedState="0" w:defUIPriority="0" w:defSemiHidden="0" w:defUnhideWhenUsed="0" w:defQFormat="0" w:count="376">
+    <w:lsdException w:name="Normal Table" w:semiHidden="1" w:unhideWhenUsed="1"/>
+    <w:lsdException w:name="Table Simple 1" w:semiHidden="1" w:unhideWhenUsed="1"/>
+    <w:lsdException w:name="Table Simple 2" w:semiHidden="1" w:unhideWhenUsed="1"/>
+    <w:lsdException w:name="Table Simple 3" w:semiHidden="1" w:unhideWhenUsed="1"/>
+    <w:lsdException w:name="Table Classic 1" w:semiHidden="1" w:unhideWhenUsed="1"/>
+    <w:lsdException w:name="Table Classic 2" w:semiHidden="1" w:unhideWhenUsed="1"/>
+    <w:lsdException w:name="Table Classic 3" w:semiHidden="1" w:unhideWhenUsed="1"/>
+    <w:lsdException w:name="Table Classic 4" w:semiHidden="1" w:unhideWhenUsed="1"/>
+    <w:lsdException w:name="Table Colorful 1" w:semiHidden="1" w:unhideWhenUsed="1"/>
+    <w:lsdException w:name="Table Colorful 2" w:semiHidden="1" w:unhideWhenUsed="1"/>
+    <w:lsdException w:name="Table Colorful 3" w:semiHidden="1" w:unhideWhenUsed="1"/>
+    <w:lsdException w:name="Table Columns 1" w:semiHidden="1" w:unhideWhenUsed="1"/>
+    <w:lsdException w:name="Table Columns 2" w:semiHidden="1" w:unhideWhenUsed="1"/>
+    <w:lsdException w:name="Table Columns 3" w:semiHidden="1" w:unhideWhenUsed="1"/>
+    <w:lsdException w:name="Table Columns 4" w:semiHidden="1" w:unhideWhenUsed="1"/>
+    <w:lsdException w:name="Table Columns 5" w:semiHidden="1" w:unhideWhenUsed="1"/>
+    <w:lsdException w:name="Table Grid 1" w:semiHidden="1" w:unhideWhenUsed="1"/>
+    <w:lsdException w:name="Table Grid 2" w:semiHidden="1" w:unhideWhenUsed="1"/>
+    <w:lsdException w:name="Table Grid 3" w:semiHidden="1" w:unhideWhenUsed="1"/>
+    <w:lsdException w:name="Table Grid 4" w:semiHidden="1" w:unhideWhenUsed="1"/>
+    <w:lsdException w:name="Table Grid 5" w:semiHidden="1" w:unhideWhenUsed="1"/>
+    <w:lsdException w:name="Table Grid 6" w:semiHidden="1" w:unhideWhenUsed="1"/>
+    <w:lsdException w:name="Table Grid 7" w:semiHidden="1" w:unhideWhenUsed="1"/>
+    <w:lsdException w:name="Table Grid 8" w:semiHidden="1" w:unhideWhenUsed="1"/>
+    <w:lsdException w:name="Table List 1" w:semiHidden="1" w:unhideWhenUsed="1"/>
+    <w:lsdException w:name="Table List 2" w:semiHidden="1" w:unhideWhenUsed="1"/>
+    <w:lsdException w:name="Table List 3" w:semiHidden="1" w:unhideWhenUsed="1"/>
+    <w:lsdException w:name="Table List 4" w:semiHidden="1" w:unhideWhenUsed="1"/>
+    <w:lsdException w:name="Table List 5" w:semiHidden="1" w:unhideWhenUsed="1"/>
+    <w:lsdException w:name="Table List 6" w:semiHidden="1" w:unhideWhenUsed="1"/>
+    <w:lsdException w:name="Table List 7" w:semiHidden="1" w:unhideWhenUsed="1"/>
+    <w:lsdException w:name="Table List 8" w:semiHidden="1" w:unhideWhenUsed="1"/>
+    <w:lsdException w:name="Table 3D effects 1" w:semiHidden="1" w:unhideWhenUsed="1"/>
+    <w:lsdException w:name="Table 3D effects 2" w:semiHidden="1" w:unhideWhenUsed="1"/>
+    <w:lsdException w:name="Table 3D effects 3" w:semiHidden="1" w:unhideWhenUsed="1"/>
+    <w:lsdException w:name="Table Contemporary" w:semiHidden="1" w:unhideWhenUsed="1"/>
+    <w:lsdException w:name="Table Elegant" w:semiHidden="1" w:unhideWhenUsed="1"/>
+    <w:lsdException w:name="Table Professional" w:semiHidden="1" w:unhideWhenUsed="1"/>
+    <w:lsdException w:name="Table Subtle 1" w:semiHidden="1" w:unhideWhenUsed="1"/>
+    <w:lsdException w:name="Table Subtle 2" w:semiHidden="1" w:unhideWhenUsed="1"/>
+    <w:lsdException w:name="Table Web 1" w:semiHidden="1" w:unhideWhenUsed="1"/>
+    <w:lsdException w:name="Table Web 2" w:semiHidden="1" w:unhideWhenUsed="1"/>
+    <w:lsdException w:name="Table Web 3" w:semiHidden="1" w:unhideWhenUsed="1"/>
+    <w:lsdException w:name="Table Theme" w:semiHidden="1" w:unhideWhenUsed="1"/>
+    <w:lsdException w:name="Light Shading"/>
+    <w:lsdException w:name="Light List"/>
+    <w:lsdException w:name="Light Grid"/>
+    <w:lsdException w:name="Medium Shading 1"/>
+    <w:lsdException w:name="Medium Shading 2"/>
+    <w:lsdException w:name="Medium List 1"/>
+    <w:lsdException w:name="Medium List 2"/>
+    <w:lsdException w:name="Medium Grid 1"/>
+    <w:lsdException w:name="Medium Grid 2"/>
+    <w:lsdException w:name="Medium Grid 3"/>
+    <w:lsdException w:name="Dark List"/>
+    <w:lsdException w:name="Colorful Shading"/>
+    <w:lsdException w:name="Colorful List"/>
+    <w:lsdException w:name="Colorful Grid"/>
+    <w:lsdException w:name="Light Shading Accent 1"/>
+    <w:lsdException w:name="Light List Accent 1"/>
+    <w:lsdException w:name="Light Grid Accent 1"/>
+    <w:lsdException w:name="Medium Shading 1 Accent 1"/>
+    <w:lsdException w:name="Medium Shading 2 Accent 1"/>
+    <w:lsdException w:name="Medium List 1 Accent 1"/>
+    <w:lsdException w:name="Medium List 2 Accent 1"/>
+    <w:lsdException w:name="Medium Grid 1 Accent 1"/>
+    <w:lsdException w:name="Medium Grid 2 Accent 1"/>
+    <w:lsdException w:name="Medium Grid 3 Accent 1"/>
+    <w:lsdException w:name="Dark List Accent 1"/>
+    <w:lsdException w:name="Colorful Shading Accent 1"/>
+    <w:lsdException w:name="Colorful List Accent 1"/>
+    <w:lsdException w:name="Colorful Grid Accent 1"/>
+    <w:lsdException w:name="Light Shading Accent 2"/>
+    <w:lsdException w:name="Light List Accent 2"/>
+    <w:lsdException w:name="Light Grid Accent 2"/>
+    <w:lsdException w:name="Medium Shading 1 Accent 2"/>
+    <w:lsdException w:name="Medium Shading 2 Accent 2"/>
+    <w:lsdException w:name="Medium List 1 Accent 2"/>
+    <w:lsdException w:name="Medium List 2 Accent 2"/>
+    <w:lsdException w:name="Medium Grid 1 Accent 2"/>
+    <w:lsdException w:name="Medium Grid 2 Accent 2"/>
+    <w:lsdException w:name="Medium Grid 3 Accent 2"/>
+    <w:lsdException w:name="Dark List Accent 2"/>
+    <w:lsdException w:name="Colorful Shading Accent 2"/>
+    <w:lsdException w:name="Colorful List Accent 2"/>
+    <w:lsdException w:name="Colorful Grid Accent 2"/>
+    <w:lsdException w:name="Light Shading Accent 3"/>
+    <w:lsdException w:name="Light List Accent 3"/>
+    <w:lsdException w:name="Light Grid Accent 3"/>
+    <w:lsdException w:name="Medium Shading 1 Accent 3"/>
+    <w:lsdException w:name="Medium Shading 2 Accent 3"/>
+    <w:lsdException w:name="Medium List 1 Accent 3"/>
+    <w:lsdException w:name="Medium List 2 Accent 3"/>
+    <w:lsdException w:name="Medium Grid 1 Accent 3"/>
+    <w:lsdException w:name="Medium Grid 2 Accent 3"/>
+    <w:lsdException w:name="Medium Grid 3 Accent 3"/>
+    <w:lsdException w:name="Dark List Accent 3"/>
+    <w:lsdException w:name="Colorful Shading Accent 3"/>
+    <w:lsdException w:name="Colorful List Accent 3"/>
+    <w:lsdException w:name="Colorful Grid Accent 3"/>
+    <w:lsdException w:name="Light Shading Accent 4"/>
+    <w:lsdException w:name="Light List Accent 4"/>
+    <w:lsdException w:name="Light Grid Accent 4"/>
+    <w:lsdException w:name="Medium Shading 1 Accent 4"/>
+    <w:lsdException w:name="Medium Shading 2 Accent 4"/>
+    <w:lsdException w:name="Medium List 1 Accent 4"/>
+    <w:lsdException w:name="Medium List 2 Accent 4"/>
+    <w:lsdException w:name="Medium Grid 1 Accent 4"/>
+    <w:lsdException w:name="Medium Grid 2 Accent 4"/>
+    <w:lsdException w:name="Medium Grid 3 Accent 4"/>
+    <w:lsdException w:name="Dark List Accent 4"/>
+    <w:lsdException w:name="Colorful Shading Accent 4"/>
+    <w:lsdException w:name="Colorful List Accent 4"/>
+    <w:lsdException w:name="Colorful Grid Accent 4"/>
+    <w:lsdException w:name="Light Shading Accent 5"/>
+    <w:lsdException w:name="Light List Accent 5"/>
+    <w:lsdException w:name="Light Grid Accent 5"/>
+    <w:lsdException w:name="Medium Shading 1 Accent 5"/>
+    <w:lsdException w:name="Medium Shading 2 Accent 5"/>
+    <w:lsdException w:name="Medium List 1 Accent 5"/>
+    <w:lsdException w:name="Medium List 2 Accent 5"/>
+    <w:lsdException w:name="Medium Grid 1 Accent 5"/>
+    <w:lsdException w:name="Medium Grid 2 Accent 5"/>
+    <w:lsdException w:name="Medium Grid 3 Accent 5"/>
+    <w:lsdException w:name="Dark List Accent 5"/>
+    <w:lsdException w:name="Colorful Shading Accent 5"/>
+    <w:lsdException w:name="Colorful List Accent 5"/>
+    <w:lsdException w:name="Colorful Grid Accent 5"/>
+    <w:lsdException w:name="Light Shading Accent 6"/>
+    <w:lsdException w:name="Light List Accent 6"/>
+    <w:lsdException w:name="Light Grid Accent 6"/>
+    <w:lsdException w:name="Medium Shading 1 Accent 6"/>
+    <w:lsdException w:name="Medium Shading 2 Accent 6"/>
+    <w:lsdException w:name="Medium List 1 Accent 6"/>
+    <w:lsdException w:name="Medium List 2 Accent 6"/>
+    <w:lsdException w:name="Medium Grid 1 Accent 6"/>
+    <w:lsdException w:name="Medium Grid 2 Accent 6"/>
+    <w:lsdException w:name="Medium Grid 3 Accent 6"/>
+    <w:lsdException w:name="Dark List Accent 6"/>
+    <w:lsdException w:name="Colorful Shading Accent 6"/>
+    <w:lsdException w:name="Colorful List Accent 6"/>
+    <w:lsdException w:name="Colorful Grid Accent 6"/>
+    <w:lsdException w:name="Grid Table 4" w:uiPriority="49"/>
+    <w:lsdException w:name="Grid Table 5 Dark" w:uiPriority="50"/>
+    <w:lsdException w:name="Grid Table 6 Colorful" w:uiPriority="51"/>
+    <w:lsdException w:name="Grid Table 7 Colorful" w:uiPriority="52"/>
+    <w:lsdException w:name="Grid Table 1 Light Accent 1" w:uiPriority="46"/>
+    <w:lsdException w:name="Grid Table 2 Accent 1" w:uiPriority="47"/>
+    <w:lsdException w:name="Grid Table 3 Accent 1" w:uiPriority="48"/>
+    <w:lsdException w:name="Grid Table 4 Accent 1" w:uiPriority="49"/>
+    <w:lsdException w:name="Grid Table 5 Dark Accent 1" w:uiPriority="50"/>
+    <w:lsdException w:name="Grid Table 6 Colorful Accent 1" w:uiPriority="51"/>
+    <w:lsdException w:name="Grid Table 7 Colorful Accent 1" w:uiPriority="52"/>
+    <w:lsdException w:name="Grid Table 1 Light Accent 2" w:uiPriority="46"/>
+    <w:lsdException w:name="Grid Table 2 Accent 2" w:uiPriority="47"/>
+    <w:lsdException w:name="Grid Table 3 Accent 2" w:uiPriority="48"/>
+    <w:lsdException w:name="Grid Table 4 Accent 2" w:uiPriority="49"/>
+    <w:lsdException w:name="Grid Table 5 Dark Accent 2" w:uiPriority="50"/>
+    <w:lsdException w:name="Grid Table 6 Colorful Accent 2" w:uiPriority="51"/>
+    <w:lsdException w:name="Grid Table 7 Colorful Accent 2" w:uiPriority="52"/>
+    <w:lsdException w:name="Grid Table 1 Light Accent 3" w:uiPriority="46"/>
+    <w:lsdException w:name="Grid Table 2 Accent 3" w:uiPriority="47"/>
+    <w:lsdException w:name="Grid Table 3 Accent 3" w:uiPriority="48"/>
+    <w:lsdException w:name="Grid Table 4 Accent 3" w:uiPriority="49"/>
+    <w:lsdException w:name="Grid Table 5 Dark Accent 3" w:uiPriority="50"/>
+    <w:lsdException w:name="Grid Table 6 Colorful Accent 3" w:uiPriority="51"/>
+    <w:lsdException w:name="Grid Table 7 Colorful Accent 3" w:uiPriority="52"/>
+    <w:lsdException w:name="Grid Table 1 Light Accent 4" w:uiPriority="46"/>
+    <w:lsdException w:name="Grid Table 2 Accent 4" w:uiPriority="47"/>
+    <w:lsdException w:name="Grid Table 3 Accent 4" w:uiPriority="48"/>
+    <w:lsdException w:name="Grid Table 4 Accent 4" w:uiPriority="49"/>
+    <w:lsdException w:name="Grid Table 5 Dark Accent 4" w:uiPriority="50"/>
+    <w:lsdException w:name="Grid Table 6 Colorful Accent 4" w:uiPriority="51"/>
+    <w:lsdException w:name="Grid Table 7 Colorful Accent 4" w:uiPriority="52"/>
+    <w:lsdException w:name="Grid Table 1 Light Accent 5" w:uiPriority="46"/>
+    <w:lsdException w:name="Grid Table 2 Accent 5" w:uiPriority="47"/>
+    <w:lsdException w:name="Grid Table 3 Accent 5" w:uiPriority="48"/>
+    <w:lsdException w:name="Grid Table 4 Accent 5" w:uiPriority="49"/>
+    <w:lsdException w:name="Grid Table 5 Dark Accent 5" w:uiPriority="50"/>
+    <w:lsdException w:name="Grid Table 6 Colorful Accent 5" w:uiPriority="51"/>
+    <w:lsdException w:name="Grid Table 7 Colorful Accent 5" w:uiPriority="52"/>
+    <w:lsdException w:name="Grid Table 1 Light Accent 6" w:uiPriority="46"/>
+    <w:lsdException w:name="Grid Table 2 Accent 6" w:uiPriority="47"/>
+    <w:lsdException w:name="Grid Table 3 Accent 6" w:uiPriority="48"/>
+    <w:lsdException w:name="Grid Table 4 Accent 6" w:uiPriority="49"/>
+    <w:lsdException w:name="Grid Table 5 Dark Accent 6" w:uiPriority="50"/>
+    <w:lsdException w:name="Grid Table 6 Colorful Accent 6" w:uiPriority="51"/>
+    <w:lsdException w:name="Grid Table 7 Colorful Accent 6" w:uiPriority="52"/>
+    <w:lsdException w:name="List Table 1 Light" w:uiPriority="46"/>
+    <w:lsdException w:name="List Table 2" w:uiPriority="47"/>
+    <w:lsdException w:name="List Table 3" w:uiPriority="48"/>
+    <w:lsdException w:name="List Table 4" w:uiPriority="49"/>
+    <w:lsdException w:name="List Table 5 Dark" w:uiPriority="50"/>
+    <w:lsdException w:name="List Table 6 Colorful" w:uiPriority="51"/>
+    <w:lsdException w:name="List Table 7 Colorful" w:uiPriority="52"/>
+    <w:lsdException w:name="List Table 1 Light Accent 1" w:uiPriority="46"/>
+    <w:lsdException w:name="List Table 2 Accent 1" w:uiPriority="47"/>
+    <w:lsdException w:name="List Table 3 Accent 1" w:uiPriority="48"/>
+    <w:lsdException w:name="List Table 4 Accent 1" w:uiPriority="49"/>
+    <w:lsdException w:name="List Table 5 Dark Accent 1" w:uiPriority="50"/>
+    <w:lsdException w:name="List Table 6 Colorful Accent 1" w:uiPriority="51"/>
+    <w:lsdException w:name="List Table 7 Colorful Accent 1" w:uiPriority="52"/>
+    <w:lsdException w:name="List Table 1 Light Accent 2" w:uiPriority="46"/>
+    <w:lsdException w:name="List Table 2 Accent 2" w:uiPriority="47"/>
+    <w:lsdException w:name="List Table 3 Accent 2" w:uiPriority="48"/>
+    <w:lsdException w:name="List Table 4 Accent 2" w:uiPriority="49"/>
+    <w:lsdException w:name="List Table 5 Dark Accent 2" w:uiPriority="50"/>
+    <w:lsdException w:name="List Table 6 Colorful Accent 2" w:uiPriority="51"/>
+    <w:lsdException w:name="List Table 7 Colorful Accent 2" w:uiPriority="52"/>
+    <w:lsdException w:name="List Table 1 Light Accent 3" w:uiPriority="46"/>
+    <w:lsdException w:name="List Table 2 Accent 3" w:uiPriority="47"/>
+    <w:lsdException w:name="List Table 3 Accent 3" w:uiPriority="48"/>
+    <w:lsdException w:name="List Table 4 Accent 3" w:uiPriority="49"/>
+    <w:lsdException w:name="List Table 5 Dark Accent 3" w:uiPriority="50"/>
+    <w:lsdException w:name="List Table 6 Colorful Accent 3" w:uiPriority="51"/>
+    <w:lsdException w:name="List Table 7 Colorful Accent 3" w:uiPriority="52"/>
+    <w:lsdException w:name="List Table 1 Light Accent 4" w:uiPriority="46"/>
+    <w:lsdException w:name="List Table 2 Accent 4" w:uiPriority="47"/>
+    <w:lsdException w:name="List Table 3 Accent 4" w:uiPriority="48"/>
+    <w:lsdException w:name="List Table 4 Accent 4" w:uiPriority="49"/>
+    <w:lsdException w:name="List Table 5 Dark Accent 4" w:uiPriority="50"/>
+    <w:lsdException w:name="List Table 6 Colorful Accent 4" w:uiPriority="51"/>
+    <w:lsdException w:name="List Table 7 Colorful Accent 4" w:uiPriority="52"/>
+    <w:lsdException w:name="List Table 1 Light Accent 5" w:uiPriority="46"/>
+    <w:lsdException w:name="List Table 2 Accent 5" w:uiPriority="47"/>
+    <w:lsdException w:name="List Table 3 Accent 5" w:uiPriority="48"/>
+    <w:lsdException w:name="List Table 4 Accent 5" w:uiPriority="49"/>
+    <w:lsdException w:name="List Table 5 Dark Accent 5" w:uiPriority="50"/>
+    <w:lsdException w:name="List Table 6 Colorful Accent 5" w:uiPriority="51"/>
+    <w:lsdException w:name="List Table 7 Colorful Accent 5" w:uiPriority="52"/>
+    <w:lsdException w:name="List Table 1 Light Accent 6" w:uiPriority="46"/>
+    <w:lsdException w:name="List Table 2 Accent 6" w:uiPriority="47"/>
+    <w:lsdException w:name="List Table 3 Accent 6" w:uiPriority="48"/>
+    <w:lsdException w:name="List Table 4 Accent 6" w:uiPriority="49"/>
+    <w:lsdException w:name="List Table 5 Dark Accent 6" w:uiPriority="50"/>
+    <w:lsdException w:name="List Table 6 Colorful Accent 6" w:uiPriority="51"/>
+    <w:lsdException w:name="List Table 7 Colorful Accent 6" w:uiPriority="52"/>
+    <w:lsdException w:name="Mention" w:semiHidden="1" w:uiPriority="99" w:unhideWhenUsed="1"/>
+    <w:lsdException w:name="Smart Hyperlink" w:semiHidden="1" w:uiPriority="99" w:unhideWhenUsed="1"/>
+    <w:lsdException w:name="Hashtag" w:semiHidden="1" w:uiPriority="99" w:unhideWhenUsed="1"/>
+    <w:lsdException w:name="Unresolved Mention" w:semiHidden="1" w:uiPriority="99" w:unhideWhenUsed="1"/>
+    <w:lsdException w:name="Smart Link" w:semiHidden="1" w:uiPriority="99" w:unhideWhenUsed="1"/>
+  </w:latentStyles>
+  <w:style w:type="paragraph" w:default="1" w:styleId="Normal">
     <w:name w:val="Normal"/>
     <w:qFormat/>
   </w:style>
-  <w:style w:styleId="BodyText" w:type="paragraph">
-    <w:name w:val="Body Text"/>
-    <w:basedOn w:val="Normal"/>
-    <w:link w:val="BodyTextChar"/>
-    <w:qFormat/>
-    <w:pPr>
-      <w:spacing w:after="180" w:before="180"/>
-    </w:pPr>
-  </w:style>
-  <w:style w:customStyle="1" w:styleId="FirstParagraph" w:type="paragraph">
-    <w:name w:val="First Paragraph"/>
-    <w:basedOn w:val="BodyText"/>
-    <w:next w:val="BodyText"/>
-    <w:qFormat/>
-  </w:style>
-  <w:style w:customStyle="1" w:styleId="Compact" w:type="paragraph">
-    <w:name w:val="Compact"/>
-    <w:basedOn w:val="BodyText"/>
-    <w:qFormat/>
-    <w:pPr>
-      <w:spacing w:after="36" w:before="36"/>
-    </w:pPr>
-  </w:style>
-  <w:style w:styleId="Title" w:type="paragraph">
-    <w:name w:val="Title"/>
-    <w:basedOn w:val="Normal"/>
-    <w:next w:val="BodyText"/>
-    <w:link w:val="TitleChar"/>
-    <w:uiPriority w:val="10"/>
-    <w:qFormat/>
-    <w:rsid w:val="00A10FD9"/>
-    <w:pPr>
-      <w:spacing w:after="80" w:line="240" w:lineRule="auto"/>
-      <w:contextualSpacing/>
-      <w:jc w:val="center"/>
-    </w:pPr>
-    <w:rPr>
-      <w:rFonts w:asciiTheme="majorHAnsi" w:cstheme="majorBidi" w:eastAsiaTheme="majorEastAsia" w:hAnsiTheme="majorHAnsi"/>
-      <w:sz w:val="56"/>
-      <w:szCs w:val="56"/>
-    </w:rPr>
-  </w:style>
-  <w:style w:customStyle="1" w:styleId="TitleChar" w:type="character">
-    <w:name w:val="Title Char"/>
-    <w:basedOn w:val="DefaultParagraphFont"/>
-    <w:link w:val="Title"/>
-    <w:uiPriority w:val="10"/>
-    <w:rsid w:val="00A10FD9"/>
-    <w:rPr>
-      <w:rFonts w:asciiTheme="majorHAnsi" w:cstheme="majorBidi" w:eastAsiaTheme="majorEastAsia" w:hAnsiTheme="majorHAnsi"/>
-      <w:sz w:val="56"/>
-      <w:szCs w:val="56"/>
-    </w:rPr>
-  </w:style>
-  <w:style w:styleId="Subtitle" w:type="paragraph">
-    <w:name w:val="Subtitle"/>
-    <w:basedOn w:val="Title"/>
-    <w:next w:val="BodyText"/>
-    <w:link w:val="SubtitleChar"/>
-    <w:uiPriority w:val="11"/>
-    <w:qFormat/>
-    <w:rsid w:val="00A10FD9"/>
-    <w:pPr>
-      <w:numPr>
-        <w:ilvl w:val="1"/>
-      </w:numPr>
-    </w:pPr>
-    <w:rPr>
-      <w:rFonts w:cstheme="majorBidi" w:eastAsiaTheme="majorEastAsia"/>
-      <w:spacing w:val="15"/>
-      <w:sz w:val="28"/>
-      <w:szCs w:val="28"/>
-    </w:rPr>
-  </w:style>
-  <w:style w:customStyle="1" w:styleId="SubtitleChar" w:type="character">
-    <w:name w:val="Subtitle Char"/>
-    <w:basedOn w:val="DefaultParagraphFont"/>
-    <w:link w:val="Subtitle"/>
-    <w:uiPriority w:val="11"/>
-    <w:rsid w:val="00A10FD9"/>
-    <w:rPr>
-      <w:rFonts w:cstheme="majorBidi" w:eastAsiaTheme="majorEastAsia"/>
-      <w:color w:themeColor="text1" w:themeTint="A6" w:val="595959"/>
-      <w:spacing w:val="15"/>
-      <w:sz w:val="28"/>
-      <w:szCs w:val="28"/>
-    </w:rPr>
-  </w:style>
-  <w:style w:customStyle="1" w:styleId="Author" w:type="paragraph">
-    <w:name w:val="Author"/>
-    <w:basedOn w:val="Title"/>
-    <w:next w:val="BodyText"/>
-    <w:qFormat/>
-    <w:pPr>
-      <w:keepNext/>
-      <w:keepLines/>
-    </w:pPr>
-    <w:rPr>
-      <w:sz w:val="24"/>
-      <w:szCs w:val="24"/>
-    </w:rPr>
-  </w:style>
-  <w:style w:styleId="Date" w:type="paragraph">
-    <w:name w:val="Date"/>
-    <w:basedOn w:val="Title"/>
-    <w:next w:val="BodyText"/>
-    <w:qFormat/>
-    <w:pPr>
-      <w:keepNext/>
-      <w:keepLines/>
-    </w:pPr>
-    <w:rPr>
-      <w:sz w:val="24"/>
-      <w:szCs w:val="24"/>
-    </w:rPr>
-  </w:style>
-  <w:style w:customStyle="1" w:styleId="AbstractTitle" w:type="paragraph">
-    <w:name w:val="Abstract Title"/>
-    <w:basedOn w:val="Normal"/>
-    <w:next w:val="Abstract"/>
-    <w:qFormat/>
-    <w:pPr>
-      <w:keepNext/>
-      <w:keepLines/>
-      <w:spacing w:after="0" w:before="300"/>
-      <w:jc w:val="center"/>
-    </w:pPr>
-    <w:rPr>
-      <w:b/>
-      <w:sz w:val="20"/>
-      <w:szCs w:val="20"/>
-    </w:rPr>
-  </w:style>
-  <w:style w:customStyle="1" w:styleId="Abstract" w:type="paragraph">
-    <w:name w:val="Abstract"/>
-    <w:basedOn w:val="Normal"/>
-    <w:next w:val="BodyText"/>
-    <w:qFormat/>
-    <w:pPr>
-      <w:keepNext/>
-      <w:keepLines/>
-      <w:spacing w:after="300" w:before="100"/>
-    </w:pPr>
-    <w:rPr>
-      <w:sz w:val="20"/>
-      <w:szCs w:val="20"/>
-    </w:rPr>
-  </w:style>
-  <w:style w:styleId="Bibliography" w:type="paragraph">
-    <w:name w:val="Bibliography"/>
-    <w:basedOn w:val="Normal"/>
-    <w:next w:val="Bibliography"/>
-    <w:qFormat/>
-    <w:pPr/>
-    <w:rPr/>
-  </w:style>
-  <w:style w:styleId="Heading1" w:type="paragraph">
+  <w:style w:type="paragraph" w:styleId="Heading1">
     <w:name w:val="heading 1"/>
     <w:basedOn w:val="Normal"/>
     <w:next w:val="BodyText"/>
@@ -1061,17 +1208,17 @@
     <w:pPr>
       <w:keepNext/>
       <w:keepLines/>
-      <w:spacing w:after="80" w:before="360"/>
+      <w:spacing w:before="360" w:after="80"/>
       <w:outlineLvl w:val="0"/>
     </w:pPr>
     <w:rPr>
-      <w:rFonts w:asciiTheme="majorHAnsi" w:cstheme="majorBidi" w:eastAsiaTheme="majorEastAsia" w:hAnsiTheme="majorHAnsi"/>
-      <w:color w:themeColor="accent1" w:themeShade="BF" w:val="0F4761"/>
+      <w:rFonts w:asciiTheme="majorHAnsi" w:eastAsiaTheme="majorEastAsia" w:hAnsiTheme="majorHAnsi" w:cstheme="majorBidi"/>
+      <w:color w:val="0F4761" w:themeColor="accent1" w:themeShade="BF"/>
       <w:sz w:val="40"/>
       <w:szCs w:val="40"/>
     </w:rPr>
   </w:style>
-  <w:style w:styleId="Heading2" w:type="paragraph">
+  <w:style w:type="paragraph" w:styleId="Heading2">
     <w:name w:val="heading 2"/>
     <w:basedOn w:val="Normal"/>
     <w:next w:val="BodyText"/>
@@ -1084,17 +1231,17 @@
     <w:pPr>
       <w:keepNext/>
       <w:keepLines/>
-      <w:spacing w:after="80" w:before="160"/>
+      <w:spacing w:before="160" w:after="80"/>
       <w:outlineLvl w:val="1"/>
     </w:pPr>
     <w:rPr>
-      <w:rFonts w:asciiTheme="majorHAnsi" w:cstheme="majorBidi" w:eastAsiaTheme="majorEastAsia" w:hAnsiTheme="majorHAnsi"/>
-      <w:color w:themeColor="accent1" w:themeShade="BF" w:val="0F4761"/>
+      <w:rFonts w:asciiTheme="majorHAnsi" w:eastAsiaTheme="majorEastAsia" w:hAnsiTheme="majorHAnsi" w:cstheme="majorBidi"/>
+      <w:color w:val="0F4761" w:themeColor="accent1" w:themeShade="BF"/>
       <w:sz w:val="32"/>
       <w:szCs w:val="32"/>
     </w:rPr>
   </w:style>
-  <w:style w:styleId="Heading3" w:type="paragraph">
+  <w:style w:type="paragraph" w:styleId="Heading3">
     <w:name w:val="heading 3"/>
     <w:basedOn w:val="Normal"/>
     <w:next w:val="BodyText"/>
@@ -1107,17 +1254,17 @@
     <w:pPr>
       <w:keepNext/>
       <w:keepLines/>
-      <w:spacing w:after="80" w:before="160"/>
+      <w:spacing w:before="160" w:after="80"/>
       <w:outlineLvl w:val="2"/>
     </w:pPr>
     <w:rPr>
-      <w:rFonts w:cstheme="majorBidi" w:eastAsiaTheme="majorEastAsia"/>
-      <w:color w:themeColor="accent1" w:themeShade="BF" w:val="0F4761"/>
+      <w:rFonts w:eastAsiaTheme="majorEastAsia" w:cstheme="majorBidi"/>
+      <w:color w:val="0F4761" w:themeColor="accent1" w:themeShade="BF"/>
       <w:sz w:val="28"/>
       <w:szCs w:val="28"/>
     </w:rPr>
   </w:style>
-  <w:style w:styleId="Heading4" w:type="paragraph">
+  <w:style w:type="paragraph" w:styleId="Heading4">
     <w:name w:val="heading 4"/>
     <w:basedOn w:val="Normal"/>
     <w:next w:val="BodyText"/>
@@ -1130,17 +1277,17 @@
     <w:pPr>
       <w:keepNext/>
       <w:keepLines/>
-      <w:spacing w:after="40" w:before="80"/>
+      <w:spacing w:before="80" w:after="40"/>
       <w:outlineLvl w:val="3"/>
     </w:pPr>
     <w:rPr>
-      <w:rFonts w:cstheme="majorBidi" w:eastAsiaTheme="majorEastAsia"/>
+      <w:rFonts w:eastAsiaTheme="majorEastAsia" w:cstheme="majorBidi"/>
       <w:i/>
       <w:iCs/>
-      <w:color w:themeColor="accent1" w:themeShade="BF" w:val="0F4761"/>
-    </w:rPr>
-  </w:style>
-  <w:style w:styleId="Heading5" w:type="paragraph">
+      <w:color w:val="0F4761" w:themeColor="accent1" w:themeShade="BF"/>
+    </w:rPr>
+  </w:style>
+  <w:style w:type="paragraph" w:styleId="Heading5">
     <w:name w:val="heading 5"/>
     <w:basedOn w:val="Normal"/>
     <w:next w:val="BodyText"/>
@@ -1153,15 +1300,15 @@
     <w:pPr>
       <w:keepNext/>
       <w:keepLines/>
-      <w:spacing w:after="40" w:before="80"/>
+      <w:spacing w:before="80" w:after="40"/>
       <w:outlineLvl w:val="4"/>
     </w:pPr>
     <w:rPr>
-      <w:rFonts w:cstheme="majorBidi" w:eastAsiaTheme="majorEastAsia"/>
-      <w:color w:themeColor="accent1" w:themeShade="BF" w:val="0F4761"/>
-    </w:rPr>
-  </w:style>
-  <w:style w:styleId="Heading6" w:type="paragraph">
+      <w:rFonts w:eastAsiaTheme="majorEastAsia" w:cstheme="majorBidi"/>
+      <w:color w:val="0F4761" w:themeColor="accent1" w:themeShade="BF"/>
+    </w:rPr>
+  </w:style>
+  <w:style w:type="paragraph" w:styleId="Heading6">
     <w:name w:val="heading 6"/>
     <w:basedOn w:val="Normal"/>
     <w:next w:val="BodyText"/>
@@ -1174,17 +1321,17 @@
     <w:pPr>
       <w:keepNext/>
       <w:keepLines/>
-      <w:spacing w:after="0" w:before="40"/>
+      <w:spacing w:before="40" w:after="0"/>
       <w:outlineLvl w:val="5"/>
     </w:pPr>
     <w:rPr>
-      <w:rFonts w:cstheme="majorBidi" w:eastAsiaTheme="majorEastAsia"/>
+      <w:rFonts w:eastAsiaTheme="majorEastAsia" w:cstheme="majorBidi"/>
       <w:i/>
       <w:iCs/>
-      <w:color w:themeColor="text1" w:themeTint="A6" w:val="595959"/>
-    </w:rPr>
-  </w:style>
-  <w:style w:styleId="Heading7" w:type="paragraph">
+      <w:color w:val="595959" w:themeColor="text1" w:themeTint="A6"/>
+    </w:rPr>
+  </w:style>
+  <w:style w:type="paragraph" w:styleId="Heading7">
     <w:name w:val="heading 7"/>
     <w:basedOn w:val="Normal"/>
     <w:next w:val="BodyText"/>
@@ -1197,15 +1344,15 @@
     <w:pPr>
       <w:keepNext/>
       <w:keepLines/>
-      <w:spacing w:after="0" w:before="40"/>
+      <w:spacing w:before="40" w:after="0"/>
       <w:outlineLvl w:val="6"/>
     </w:pPr>
     <w:rPr>
-      <w:rFonts w:cstheme="majorBidi" w:eastAsiaTheme="majorEastAsia"/>
-      <w:color w:themeColor="text1" w:themeTint="A6" w:val="595959"/>
-    </w:rPr>
-  </w:style>
-  <w:style w:styleId="Heading8" w:type="paragraph">
+      <w:rFonts w:eastAsiaTheme="majorEastAsia" w:cstheme="majorBidi"/>
+      <w:color w:val="595959" w:themeColor="text1" w:themeTint="A6"/>
+    </w:rPr>
+  </w:style>
+  <w:style w:type="paragraph" w:styleId="Heading8">
     <w:name w:val="heading 8"/>
     <w:basedOn w:val="Normal"/>
     <w:next w:val="BodyText"/>
@@ -1222,13 +1369,13 @@
       <w:outlineLvl w:val="7"/>
     </w:pPr>
     <w:rPr>
-      <w:rFonts w:cstheme="majorBidi" w:eastAsiaTheme="majorEastAsia"/>
+      <w:rFonts w:eastAsiaTheme="majorEastAsia" w:cstheme="majorBidi"/>
       <w:i/>
       <w:iCs/>
-      <w:color w:themeColor="text1" w:themeTint="D8" w:val="272727"/>
-    </w:rPr>
-  </w:style>
-  <w:style w:styleId="Heading9" w:type="paragraph">
+      <w:color w:val="272727" w:themeColor="text1" w:themeTint="D8"/>
+    </w:rPr>
+  </w:style>
+  <w:style w:type="paragraph" w:styleId="Heading9">
     <w:name w:val="heading 9"/>
     <w:basedOn w:val="Normal"/>
     <w:next w:val="BodyText"/>
@@ -1245,24 +1392,202 @@
       <w:outlineLvl w:val="8"/>
     </w:pPr>
     <w:rPr>
-      <w:rFonts w:cstheme="majorBidi" w:eastAsiaTheme="majorEastAsia"/>
-      <w:color w:themeColor="text1" w:themeTint="D8" w:val="272727"/>
-    </w:rPr>
-  </w:style>
-  <w:style w:customStyle="1" w:styleId="Heading1Char" w:type="character">
+      <w:rFonts w:eastAsiaTheme="majorEastAsia" w:cstheme="majorBidi"/>
+      <w:color w:val="272727" w:themeColor="text1" w:themeTint="D8"/>
+    </w:rPr>
+  </w:style>
+  <w:style w:type="character" w:default="1" w:styleId="DefaultParagraphFont">
+    <w:name w:val="Default Paragraph Font"/>
+    <w:uiPriority w:val="1"/>
+    <w:semiHidden/>
+    <w:unhideWhenUsed/>
+  </w:style>
+  <w:style w:type="table" w:default="1" w:styleId="TableNormal">
+    <w:name w:val="Normal Table"/>
+    <w:uiPriority w:val="99"/>
+    <w:semiHidden/>
+    <w:unhideWhenUsed/>
+    <w:tblPr>
+      <w:tblInd w:w="0" w:type="dxa"/>
+      <w:tblCellMar>
+        <w:top w:w="0" w:type="dxa"/>
+        <w:left w:w="108" w:type="dxa"/>
+        <w:bottom w:w="0" w:type="dxa"/>
+        <w:right w:w="108" w:type="dxa"/>
+      </w:tblCellMar>
+    </w:tblPr>
+  </w:style>
+  <w:style w:type="numbering" w:default="1" w:styleId="NoList">
+    <w:name w:val="No List"/>
+    <w:uiPriority w:val="99"/>
+    <w:semiHidden/>
+    <w:unhideWhenUsed/>
+  </w:style>
+  <w:style w:type="paragraph" w:styleId="BodyText">
+    <w:name w:val="Body Text"/>
+    <w:basedOn w:val="Normal"/>
+    <w:qFormat/>
+    <w:pPr>
+      <w:spacing w:before="180" w:after="180"/>
+    </w:pPr>
+  </w:style>
+  <w:style w:type="paragraph" w:customStyle="1" w:styleId="FirstParagraph">
+    <w:name w:val="First Paragraph"/>
+    <w:basedOn w:val="BodyText"/>
+    <w:next w:val="BodyText"/>
+    <w:qFormat/>
+  </w:style>
+  <w:style w:type="paragraph" w:customStyle="1" w:styleId="Compact">
+    <w:name w:val="Compact"/>
+    <w:basedOn w:val="BodyText"/>
+    <w:qFormat/>
+    <w:pPr>
+      <w:spacing w:before="36" w:after="36"/>
+    </w:pPr>
+  </w:style>
+  <w:style w:type="paragraph" w:styleId="Title">
+    <w:name w:val="Title"/>
+    <w:basedOn w:val="Normal"/>
+    <w:next w:val="BodyText"/>
+    <w:link w:val="TitleChar"/>
+    <w:uiPriority w:val="10"/>
+    <w:qFormat/>
+    <w:rsid w:val="00A10FD9"/>
+    <w:pPr>
+      <w:spacing w:after="80"/>
+      <w:contextualSpacing/>
+      <w:jc w:val="center"/>
+    </w:pPr>
+    <w:rPr>
+      <w:rFonts w:asciiTheme="majorHAnsi" w:eastAsiaTheme="majorEastAsia" w:hAnsiTheme="majorHAnsi" w:cstheme="majorBidi"/>
+      <w:sz w:val="56"/>
+      <w:szCs w:val="56"/>
+    </w:rPr>
+  </w:style>
+  <w:style w:type="character" w:customStyle="1" w:styleId="TitleChar">
+    <w:name w:val="Title Char"/>
+    <w:basedOn w:val="DefaultParagraphFont"/>
+    <w:link w:val="Title"/>
+    <w:uiPriority w:val="10"/>
+    <w:rsid w:val="00A10FD9"/>
+    <w:rPr>
+      <w:rFonts w:asciiTheme="majorHAnsi" w:eastAsiaTheme="majorEastAsia" w:hAnsiTheme="majorHAnsi" w:cstheme="majorBidi"/>
+      <w:sz w:val="56"/>
+      <w:szCs w:val="56"/>
+    </w:rPr>
+  </w:style>
+  <w:style w:type="paragraph" w:styleId="Subtitle">
+    <w:name w:val="Subtitle"/>
+    <w:basedOn w:val="Title"/>
+    <w:next w:val="BodyText"/>
+    <w:link w:val="SubtitleChar"/>
+    <w:uiPriority w:val="11"/>
+    <w:qFormat/>
+    <w:rsid w:val="00A10FD9"/>
+    <w:pPr>
+      <w:numPr>
+        <w:ilvl w:val="1"/>
+      </w:numPr>
+    </w:pPr>
+    <w:rPr>
+      <w:spacing w:val="15"/>
+      <w:sz w:val="28"/>
+      <w:szCs w:val="28"/>
+    </w:rPr>
+  </w:style>
+  <w:style w:type="character" w:customStyle="1" w:styleId="SubtitleChar">
+    <w:name w:val="Subtitle Char"/>
+    <w:basedOn w:val="DefaultParagraphFont"/>
+    <w:link w:val="Subtitle"/>
+    <w:uiPriority w:val="11"/>
+    <w:rsid w:val="00A10FD9"/>
+    <w:rPr>
+      <w:rFonts w:eastAsiaTheme="majorEastAsia" w:cstheme="majorBidi"/>
+      <w:color w:val="595959" w:themeColor="text1" w:themeTint="A6"/>
+      <w:spacing w:val="15"/>
+      <w:sz w:val="28"/>
+      <w:szCs w:val="28"/>
+    </w:rPr>
+  </w:style>
+  <w:style w:type="paragraph" w:customStyle="1" w:styleId="Author">
+    <w:name w:val="Author"/>
+    <w:basedOn w:val="Title"/>
+    <w:next w:val="BodyText"/>
+    <w:qFormat/>
+    <w:pPr>
+      <w:keepNext/>
+      <w:keepLines/>
+    </w:pPr>
+    <w:rPr>
+      <w:sz w:val="24"/>
+      <w:szCs w:val="24"/>
+    </w:rPr>
+  </w:style>
+  <w:style w:type="paragraph" w:styleId="Date">
+    <w:name w:val="Date"/>
+    <w:basedOn w:val="Title"/>
+    <w:next w:val="BodyText"/>
+    <w:qFormat/>
+    <w:pPr>
+      <w:keepNext/>
+      <w:keepLines/>
+    </w:pPr>
+    <w:rPr>
+      <w:sz w:val="24"/>
+      <w:szCs w:val="24"/>
+    </w:rPr>
+  </w:style>
+  <w:style w:type="paragraph" w:customStyle="1" w:styleId="AbstractTitle">
+    <w:name w:val="Abstract Title"/>
+    <w:basedOn w:val="Normal"/>
+    <w:next w:val="Abstract"/>
+    <w:qFormat/>
+    <w:pPr>
+      <w:keepNext/>
+      <w:keepLines/>
+      <w:spacing w:before="300" w:after="0"/>
+      <w:jc w:val="center"/>
+    </w:pPr>
+    <w:rPr>
+      <w:b/>
+      <w:sz w:val="20"/>
+      <w:szCs w:val="20"/>
+    </w:rPr>
+  </w:style>
+  <w:style w:type="paragraph" w:customStyle="1" w:styleId="Abstract">
+    <w:name w:val="Abstract"/>
+    <w:basedOn w:val="Normal"/>
+    <w:next w:val="BodyText"/>
+    <w:qFormat/>
+    <w:pPr>
+      <w:keepNext/>
+      <w:keepLines/>
+      <w:spacing w:before="100" w:after="300"/>
+    </w:pPr>
+    <w:rPr>
+      <w:sz w:val="20"/>
+      <w:szCs w:val="20"/>
+    </w:rPr>
+  </w:style>
+  <w:style w:type="paragraph" w:styleId="Bibliography">
+    <w:name w:val="Bibliography"/>
+    <w:basedOn w:val="Normal"/>
+    <w:qFormat/>
+  </w:style>
+  <w:style w:type="character" w:customStyle="1" w:styleId="Heading1Char">
     <w:name w:val="Heading 1 Char"/>
     <w:basedOn w:val="DefaultParagraphFont"/>
     <w:link w:val="Heading1"/>
     <w:uiPriority w:val="9"/>
     <w:rsid w:val="00A10FD9"/>
     <w:rPr>
-      <w:rFonts w:asciiTheme="majorHAnsi" w:cstheme="majorBidi" w:eastAsiaTheme="majorEastAsia" w:hAnsiTheme="majorHAnsi"/>
-      <w:color w:themeColor="accent1" w:themeShade="BF" w:val="0F4761"/>
+      <w:rFonts w:asciiTheme="majorHAnsi" w:eastAsiaTheme="majorEastAsia" w:hAnsiTheme="majorHAnsi" w:cstheme="majorBidi"/>
+      <w:color w:val="0F4761" w:themeColor="accent1" w:themeShade="BF"/>
       <w:sz w:val="40"/>
       <w:szCs w:val="40"/>
     </w:rPr>
   </w:style>
-  <w:style w:customStyle="1" w:styleId="Heading2Char" w:type="character">
+  <w:style w:type="character" w:customStyle="1" w:styleId="Heading2Char">
     <w:name w:val="Heading 2 Char"/>
     <w:basedOn w:val="DefaultParagraphFont"/>
     <w:link w:val="Heading2"/>
@@ -1270,13 +1595,13 @@
     <w:semiHidden/>
     <w:rsid w:val="00A10FD9"/>
     <w:rPr>
-      <w:rFonts w:asciiTheme="majorHAnsi" w:cstheme="majorBidi" w:eastAsiaTheme="majorEastAsia" w:hAnsiTheme="majorHAnsi"/>
-      <w:color w:themeColor="accent1" w:themeShade="BF" w:val="0F4761"/>
+      <w:rFonts w:asciiTheme="majorHAnsi" w:eastAsiaTheme="majorEastAsia" w:hAnsiTheme="majorHAnsi" w:cstheme="majorBidi"/>
+      <w:color w:val="0F4761" w:themeColor="accent1" w:themeShade="BF"/>
       <w:sz w:val="32"/>
       <w:szCs w:val="32"/>
     </w:rPr>
   </w:style>
-  <w:style w:customStyle="1" w:styleId="Heading3Char" w:type="character">
+  <w:style w:type="character" w:customStyle="1" w:styleId="Heading3Char">
     <w:name w:val="Heading 3 Char"/>
     <w:basedOn w:val="DefaultParagraphFont"/>
     <w:link w:val="Heading3"/>
@@ -1284,13 +1609,13 @@
     <w:semiHidden/>
     <w:rsid w:val="00A10FD9"/>
     <w:rPr>
-      <w:rFonts w:cstheme="majorBidi" w:eastAsiaTheme="majorEastAsia"/>
-      <w:color w:themeColor="accent1" w:themeShade="BF" w:val="0F4761"/>
+      <w:rFonts w:eastAsiaTheme="majorEastAsia" w:cstheme="majorBidi"/>
+      <w:color w:val="0F4761" w:themeColor="accent1" w:themeShade="BF"/>
       <w:sz w:val="28"/>
       <w:szCs w:val="28"/>
     </w:rPr>
   </w:style>
-  <w:style w:customStyle="1" w:styleId="Heading4Char" w:type="character">
+  <w:style w:type="character" w:customStyle="1" w:styleId="Heading4Char">
     <w:name w:val="Heading 4 Char"/>
     <w:basedOn w:val="DefaultParagraphFont"/>
     <w:link w:val="Heading4"/>
@@ -1298,13 +1623,13 @@
     <w:semiHidden/>
     <w:rsid w:val="00A10FD9"/>
     <w:rPr>
-      <w:rFonts w:cstheme="majorBidi" w:eastAsiaTheme="majorEastAsia"/>
+      <w:rFonts w:eastAsiaTheme="majorEastAsia" w:cstheme="majorBidi"/>
       <w:i/>
       <w:iCs/>
-      <w:color w:themeColor="accent1" w:themeShade="BF" w:val="0F4761"/>
-    </w:rPr>
-  </w:style>
-  <w:style w:customStyle="1" w:styleId="Heading5Char" w:type="character">
+      <w:color w:val="0F4761" w:themeColor="accent1" w:themeShade="BF"/>
+    </w:rPr>
+  </w:style>
+  <w:style w:type="character" w:customStyle="1" w:styleId="Heading5Char">
     <w:name w:val="Heading 5 Char"/>
     <w:basedOn w:val="DefaultParagraphFont"/>
     <w:link w:val="Heading5"/>
@@ -1312,11 +1637,11 @@
     <w:semiHidden/>
     <w:rsid w:val="00A10FD9"/>
     <w:rPr>
-      <w:rFonts w:cstheme="majorBidi" w:eastAsiaTheme="majorEastAsia"/>
-      <w:color w:themeColor="accent1" w:themeShade="BF" w:val="0F4761"/>
-    </w:rPr>
-  </w:style>
-  <w:style w:customStyle="1" w:styleId="Heading6Char" w:type="character">
+      <w:rFonts w:eastAsiaTheme="majorEastAsia" w:cstheme="majorBidi"/>
+      <w:color w:val="0F4761" w:themeColor="accent1" w:themeShade="BF"/>
+    </w:rPr>
+  </w:style>
+  <w:style w:type="character" w:customStyle="1" w:styleId="Heading6Char">
     <w:name w:val="Heading 6 Char"/>
     <w:basedOn w:val="DefaultParagraphFont"/>
     <w:link w:val="Heading6"/>
@@ -1324,13 +1649,13 @@
     <w:semiHidden/>
     <w:rsid w:val="00A10FD9"/>
     <w:rPr>
-      <w:rFonts w:cstheme="majorBidi" w:eastAsiaTheme="majorEastAsia"/>
+      <w:rFonts w:eastAsiaTheme="majorEastAsia" w:cstheme="majorBidi"/>
       <w:i/>
       <w:iCs/>
-      <w:color w:themeColor="text1" w:themeTint="A6" w:val="595959"/>
-    </w:rPr>
-  </w:style>
-  <w:style w:customStyle="1" w:styleId="Heading7Char" w:type="character">
+      <w:color w:val="595959" w:themeColor="text1" w:themeTint="A6"/>
+    </w:rPr>
+  </w:style>
+  <w:style w:type="character" w:customStyle="1" w:styleId="Heading7Char">
     <w:name w:val="Heading 7 Char"/>
     <w:basedOn w:val="DefaultParagraphFont"/>
     <w:link w:val="Heading7"/>
@@ -1338,11 +1663,11 @@
     <w:semiHidden/>
     <w:rsid w:val="00A10FD9"/>
     <w:rPr>
-      <w:rFonts w:cstheme="majorBidi" w:eastAsiaTheme="majorEastAsia"/>
-      <w:color w:themeColor="text1" w:themeTint="A6" w:val="595959"/>
-    </w:rPr>
-  </w:style>
-  <w:style w:customStyle="1" w:styleId="Heading8Char" w:type="character">
+      <w:rFonts w:eastAsiaTheme="majorEastAsia" w:cstheme="majorBidi"/>
+      <w:color w:val="595959" w:themeColor="text1" w:themeTint="A6"/>
+    </w:rPr>
+  </w:style>
+  <w:style w:type="character" w:customStyle="1" w:styleId="Heading8Char">
     <w:name w:val="Heading 8 Char"/>
     <w:basedOn w:val="DefaultParagraphFont"/>
     <w:link w:val="Heading8"/>
@@ -1350,13 +1675,13 @@
     <w:semiHidden/>
     <w:rsid w:val="00A10FD9"/>
     <w:rPr>
-      <w:rFonts w:cstheme="majorBidi" w:eastAsiaTheme="majorEastAsia"/>
+      <w:rFonts w:eastAsiaTheme="majorEastAsia" w:cstheme="majorBidi"/>
       <w:i/>
       <w:iCs/>
-      <w:color w:themeColor="text1" w:themeTint="D8" w:val="272727"/>
-    </w:rPr>
-  </w:style>
-  <w:style w:customStyle="1" w:styleId="Heading9Char" w:type="character">
+      <w:color w:val="272727" w:themeColor="text1" w:themeTint="D8"/>
+    </w:rPr>
+  </w:style>
+  <w:style w:type="character" w:customStyle="1" w:styleId="Heading9Char">
     <w:name w:val="Heading 9 Char"/>
     <w:basedOn w:val="DefaultParagraphFont"/>
     <w:link w:val="Heading9"/>
@@ -1364,11 +1689,11 @@
     <w:semiHidden/>
     <w:rsid w:val="00A10FD9"/>
     <w:rPr>
-      <w:rFonts w:cstheme="majorBidi" w:eastAsiaTheme="majorEastAsia"/>
-      <w:color w:themeColor="text1" w:themeTint="D8" w:val="272727"/>
-    </w:rPr>
-  </w:style>
-  <w:style w:styleId="BlockText" w:type="paragraph">
+      <w:rFonts w:eastAsiaTheme="majorEastAsia" w:cstheme="majorBidi"/>
+      <w:color w:val="272727" w:themeColor="text1" w:themeTint="D8"/>
+    </w:rPr>
+  </w:style>
+  <w:style w:type="paragraph" w:styleId="BlockText">
     <w:name w:val="Block Text"/>
     <w:basedOn w:val="BodyText"/>
     <w:next w:val="BodyText"/>
@@ -1376,19 +1701,18 @@
     <w:unhideWhenUsed/>
     <w:qFormat/>
     <w:pPr>
-      <w:spacing w:after="100" w:before="100"/>
-      <w:ind w:firstLine="0" w:left="480" w:right="480"/>
+      <w:spacing w:before="100" w:after="100"/>
+      <w:ind w:left="480" w:right="480"/>
     </w:pPr>
   </w:style>
-  <w:style w:styleId="FootnoteText" w:type="paragraph">
-    <w:name w:val="Footnote Text"/>
+  <w:style w:type="paragraph" w:styleId="FootnoteText">
+    <w:name w:val="footnote text"/>
     <w:basedOn w:val="Normal"/>
-    <w:next w:val="FootnoteText"/>
     <w:uiPriority w:val="9"/>
     <w:unhideWhenUsed/>
     <w:qFormat/>
   </w:style>
-  <w:style w:styleId="FootnoteBlockText" w:type="paragraph">
+  <w:style w:type="paragraph" w:customStyle="1" w:styleId="FootnoteBlockText">
     <w:name w:val="Footnote Block Text"/>
     <w:basedOn w:val="FootnoteText"/>
     <w:next w:val="FootnoteText"/>
@@ -1396,40 +1720,35 @@
     <w:unhideWhenUsed/>
     <w:qFormat/>
     <w:pPr>
-      <w:spacing w:after="100" w:before="100"/>
-      <w:ind w:firstLine="0" w:left="480" w:right="480"/>
+      <w:spacing w:before="100" w:after="100"/>
+      <w:ind w:left="480" w:right="480"/>
     </w:pPr>
   </w:style>
-  <w:style w:default="1" w:styleId="DefaultParagraphFont" w:type="character">
-    <w:name w:val="Default Paragraph Font"/>
-    <w:semiHidden/>
-    <w:unhideWhenUsed/>
-  </w:style>
-  <w:style w:default="1" w:styleId="Table" w:type="table">
+  <w:style w:type="table" w:customStyle="1" w:styleId="Table">
     <w:name w:val="Table"/>
-    <w:basedOn w:val="TableNormal"/>
     <w:semiHidden/>
     <w:unhideWhenUsed/>
     <w:qFormat/>
     <w:tblPr>
-      <w:tblInd w:type="dxa" w:w="0"/>
+      <w:tblInd w:w="0" w:type="dxa"/>
       <w:tblCellMar>
-        <w:top w:type="dxa" w:w="0"/>
-        <w:left w:type="dxa" w:w="108"/>
-        <w:bottom w:type="dxa" w:w="0"/>
-        <w:right w:type="dxa" w:w="108"/>
+        <w:top w:w="0" w:type="dxa"/>
+        <w:left w:w="108" w:type="dxa"/>
+        <w:bottom w:w="0" w:type="dxa"/>
+        <w:right w:w="108" w:type="dxa"/>
       </w:tblCellMar>
     </w:tblPr>
     <w:tblStylePr w:type="firstRow">
+      <w:tblPr/>
       <w:tcPr>
         <w:tcBorders>
-          <w:bottom w:val="single"/>
+          <w:bottom w:val="single" w:sz="0" w:space="0" w:color="auto"/>
         </w:tcBorders>
         <w:vAlign w:val="bottom"/>
       </w:tcPr>
     </w:tblStylePr>
   </w:style>
-  <w:style w:customStyle="1" w:styleId="DefinitionTerm" w:type="paragraph">
+  <w:style w:type="paragraph" w:customStyle="1" w:styleId="DefinitionTerm">
     <w:name w:val="Definition Term"/>
     <w:basedOn w:val="Normal"/>
     <w:next w:val="Definition"/>
@@ -1442,75 +1761,76 @@
       <w:b/>
     </w:rPr>
   </w:style>
-  <w:style w:customStyle="1" w:styleId="Definition" w:type="paragraph">
+  <w:style w:type="paragraph" w:customStyle="1" w:styleId="Definition">
     <w:name w:val="Definition"/>
     <w:basedOn w:val="Normal"/>
   </w:style>
-  <w:style w:styleId="Caption" w:type="paragraph">
-    <w:name w:val="Caption"/>
+  <w:style w:type="paragraph" w:styleId="Caption">
+    <w:name w:val="caption"/>
     <w:basedOn w:val="Normal"/>
-    <w:link w:val="BodyTextChar"/>
+    <w:link w:val="CaptionChar"/>
     <w:pPr>
-      <w:spacing w:after="120" w:before="0"/>
+      <w:spacing w:after="120"/>
     </w:pPr>
     <w:rPr>
       <w:i/>
     </w:rPr>
   </w:style>
-  <w:style w:customStyle="1" w:styleId="TableCaption" w:type="paragraph">
+  <w:style w:type="paragraph" w:customStyle="1" w:styleId="TableCaption">
     <w:name w:val="Table Caption"/>
     <w:basedOn w:val="Caption"/>
     <w:pPr>
       <w:keepNext/>
     </w:pPr>
   </w:style>
-  <w:style w:customStyle="1" w:styleId="ImageCaption" w:type="paragraph">
+  <w:style w:type="paragraph" w:customStyle="1" w:styleId="ImageCaption">
     <w:name w:val="Image Caption"/>
     <w:basedOn w:val="Caption"/>
   </w:style>
-  <w:style w:customStyle="1" w:styleId="Figure" w:type="paragraph">
+  <w:style w:type="paragraph" w:customStyle="1" w:styleId="Figure">
     <w:name w:val="Figure"/>
     <w:basedOn w:val="Normal"/>
   </w:style>
-  <w:style w:customStyle="1" w:styleId="CaptionedFigure" w:type="paragraph">
+  <w:style w:type="paragraph" w:customStyle="1" w:styleId="CaptionedFigure">
     <w:name w:val="Captioned Figure"/>
     <w:basedOn w:val="Figure"/>
     <w:pPr>
       <w:keepNext/>
     </w:pPr>
   </w:style>
-  <w:style w:customStyle="1" w:styleId="BodyTextChar" w:type="character">
-    <w:name w:val="Body Text Char"/>
+  <w:style w:type="character" w:customStyle="1" w:styleId="CaptionChar">
+    <w:name w:val="Caption Char"/>
     <w:basedOn w:val="DefaultParagraphFont"/>
-    <w:link w:val="BodyText"/>
-  </w:style>
-  <w:style w:customStyle="1" w:styleId="VerbatimChar" w:type="character">
+    <w:link w:val="Caption"/>
+  </w:style>
+  <w:style w:type="character" w:customStyle="1" w:styleId="VerbatimChar">
     <w:name w:val="Verbatim Char"/>
-    <w:basedOn w:val="BodyTextChar"/>
-    <w:rPr>
-      <w:rFonts w:ascii="Consolas" w:hAnsi="Consolas"/>
-      <w:sz w:val="22"/>
-    </w:rPr>
-  </w:style>
-  <w:style w:customStyle="1" w:styleId="SectionNumber" w:type="character">
+    <w:basedOn w:val="CaptionChar"/>
+    <w:link w:val="SourceCode"/>
+    <w:rPr>
+      <w:rFonts w:ascii="Consolas" w:hAnsi="Consolas"/>
+      <w:sz w:val="22"/>
+    </w:rPr>
+  </w:style>
+  <w:style w:type="character" w:customStyle="1" w:styleId="SectionNumber">
     <w:name w:val="Section Number"/>
-    <w:basedOn w:val="BodyTextChar"/>
-  </w:style>
-  <w:style w:styleId="FootnoteReference" w:type="character">
-    <w:name w:val="Footnote Reference"/>
-    <w:basedOn w:val="BodyTextChar"/>
+    <w:basedOn w:val="CaptionChar"/>
+  </w:style>
+  <w:style w:type="character" w:styleId="FootnoteReference">
+    <w:name w:val="footnote reference"/>
+    <w:basedOn w:val="CaptionChar"/>
     <w:rPr>
       <w:vertAlign w:val="superscript"/>
     </w:rPr>
   </w:style>
-  <w:style w:styleId="Hyperlink" w:type="character">
+  <w:style w:type="character" w:styleId="Hyperlink">
     <w:name w:val="Hyperlink"/>
-    <w:basedOn w:val="BodyTextChar"/>
-    <w:rPr>
-      <w:color w:themeColor="accent1" w:val="4F81BD"/>
-    </w:rPr>
-  </w:style>
-  <w:style w:styleId="TOCHeading" w:type="paragraph">
+    <w:basedOn w:val="CaptionChar"/>
+    <w:rPr>
+      <w:color w:val="156082" w:themeColor="accent1"/>
+    </w:rPr>
+  </w:style>
+  <w:style w:type="paragraph" w:styleId="TOCHeading">
     <w:name w:val="TOC Heading"/>
     <w:basedOn w:val="Heading1"/>
     <w:next w:val="BodyText"/>
@@ -1521,246 +1841,305 @@
       <w:spacing w:before="240" w:line="259" w:lineRule="auto"/>
       <w:outlineLvl w:val="9"/>
     </w:pPr>
-    <w:rPr>
-      <w:rFonts w:asciiTheme="majorHAnsi" w:cstheme="majorBidi" w:eastAsiaTheme="majorEastAsia" w:hAnsiTheme="majorHAnsi"/>
-      <w:b w:val="0"/>
-      <w:bCs w:val="0"/>
-      <w:color w:themeColor="accent1" w:themeShade="BF" w:val="365F91"/>
-    </w:rPr>
   </w:style>
   <w:style w:type="paragraph" w:customStyle="1" w:styleId="SourceCode">
     <w:name w:val="Source Code"/>
     <w:basedOn w:val="Normal"/>
     <w:link w:val="VerbatimChar"/>
     <w:pPr>
-      <w:wordWrap w:val="off"/>
+      <w:wordWrap w:val="0"/>
     </w:pPr>
   </w:style>
   <w:style w:type="character" w:customStyle="1" w:styleId="KeywordTok">
     <w:name w:val="KeywordTok"/>
     <w:basedOn w:val="VerbatimChar"/>
     <w:rPr>
+      <w:rFonts w:ascii="Consolas" w:hAnsi="Consolas"/>
       <w:b/>
       <w:color w:val="007020"/>
+      <w:sz w:val="22"/>
     </w:rPr>
   </w:style>
   <w:style w:type="character" w:customStyle="1" w:styleId="DataTypeTok">
     <w:name w:val="DataTypeTok"/>
     <w:basedOn w:val="VerbatimChar"/>
     <w:rPr>
+      <w:rFonts w:ascii="Consolas" w:hAnsi="Consolas"/>
       <w:color w:val="902000"/>
+      <w:sz w:val="22"/>
     </w:rPr>
   </w:style>
   <w:style w:type="character" w:customStyle="1" w:styleId="DecValTok">
     <w:name w:val="DecValTok"/>
     <w:basedOn w:val="VerbatimChar"/>
     <w:rPr>
-      <w:color w:val="40a070"/>
+      <w:rFonts w:ascii="Consolas" w:hAnsi="Consolas"/>
+      <w:color w:val="40A070"/>
+      <w:sz w:val="22"/>
     </w:rPr>
   </w:style>
   <w:style w:type="character" w:customStyle="1" w:styleId="BaseNTok">
     <w:name w:val="BaseNTok"/>
     <w:basedOn w:val="VerbatimChar"/>
     <w:rPr>
-      <w:color w:val="40a070"/>
+      <w:rFonts w:ascii="Consolas" w:hAnsi="Consolas"/>
+      <w:color w:val="40A070"/>
+      <w:sz w:val="22"/>
     </w:rPr>
   </w:style>
   <w:style w:type="character" w:customStyle="1" w:styleId="FloatTok">
     <w:name w:val="FloatTok"/>
     <w:basedOn w:val="VerbatimChar"/>
     <w:rPr>
-      <w:color w:val="40a070"/>
+      <w:rFonts w:ascii="Consolas" w:hAnsi="Consolas"/>
+      <w:color w:val="40A070"/>
+      <w:sz w:val="22"/>
     </w:rPr>
   </w:style>
   <w:style w:type="character" w:customStyle="1" w:styleId="ConstantTok">
     <w:name w:val="ConstantTok"/>
     <w:basedOn w:val="VerbatimChar"/>
     <w:rPr>
+      <w:rFonts w:ascii="Consolas" w:hAnsi="Consolas"/>
       <w:color w:val="880000"/>
+      <w:sz w:val="22"/>
     </w:rPr>
   </w:style>
   <w:style w:type="character" w:customStyle="1" w:styleId="CharTok">
     <w:name w:val="CharTok"/>
     <w:basedOn w:val="VerbatimChar"/>
     <w:rPr>
-      <w:color w:val="4070a0"/>
+      <w:rFonts w:ascii="Consolas" w:hAnsi="Consolas"/>
+      <w:color w:val="4070A0"/>
+      <w:sz w:val="22"/>
     </w:rPr>
   </w:style>
   <w:style w:type="character" w:customStyle="1" w:styleId="SpecialCharTok">
     <w:name w:val="SpecialCharTok"/>
     <w:basedOn w:val="VerbatimChar"/>
     <w:rPr>
-      <w:color w:val="4070a0"/>
+      <w:rFonts w:ascii="Consolas" w:hAnsi="Consolas"/>
+      <w:color w:val="4070A0"/>
+      <w:sz w:val="22"/>
     </w:rPr>
   </w:style>
   <w:style w:type="character" w:customStyle="1" w:styleId="StringTok">
     <w:name w:val="StringTok"/>
     <w:basedOn w:val="VerbatimChar"/>
     <w:rPr>
-      <w:color w:val="4070a0"/>
+      <w:rFonts w:ascii="Consolas" w:hAnsi="Consolas"/>
+      <w:color w:val="4070A0"/>
+      <w:sz w:val="22"/>
     </w:rPr>
   </w:style>
   <w:style w:type="character" w:customStyle="1" w:styleId="VerbatimStringTok">
     <w:name w:val="VerbatimStringTok"/>
     <w:basedOn w:val="VerbatimChar"/>
     <w:rPr>
-      <w:color w:val="4070a0"/>
+      <w:rFonts w:ascii="Consolas" w:hAnsi="Consolas"/>
+      <w:color w:val="4070A0"/>
+      <w:sz w:val="22"/>
     </w:rPr>
   </w:style>
   <w:style w:type="character" w:customStyle="1" w:styleId="SpecialStringTok">
     <w:name w:val="SpecialStringTok"/>
     <w:basedOn w:val="VerbatimChar"/>
     <w:rPr>
-      <w:color w:val="bb6688"/>
+      <w:rFonts w:ascii="Consolas" w:hAnsi="Consolas"/>
+      <w:color w:val="BB6688"/>
+      <w:sz w:val="22"/>
     </w:rPr>
   </w:style>
   <w:style w:type="character" w:customStyle="1" w:styleId="ImportTok">
     <w:name w:val="ImportTok"/>
     <w:basedOn w:val="VerbatimChar"/>
     <w:rPr>
+      <w:rFonts w:ascii="Consolas" w:hAnsi="Consolas"/>
       <w:b/>
       <w:color w:val="008000"/>
+      <w:sz w:val="22"/>
     </w:rPr>
   </w:style>
   <w:style w:type="character" w:customStyle="1" w:styleId="CommentTok">
     <w:name w:val="CommentTok"/>
     <w:basedOn w:val="VerbatimChar"/>
     <w:rPr>
+      <w:rFonts w:ascii="Consolas" w:hAnsi="Consolas"/>
       <w:i/>
-      <w:color w:val="60a0b0"/>
+      <w:color w:val="60A0B0"/>
+      <w:sz w:val="22"/>
     </w:rPr>
   </w:style>
   <w:style w:type="character" w:customStyle="1" w:styleId="DocumentationTok">
     <w:name w:val="DocumentationTok"/>
     <w:basedOn w:val="VerbatimChar"/>
     <w:rPr>
+      <w:rFonts w:ascii="Consolas" w:hAnsi="Consolas"/>
       <w:i/>
-      <w:color w:val="ba2121"/>
+      <w:color w:val="BA2121"/>
+      <w:sz w:val="22"/>
     </w:rPr>
   </w:style>
   <w:style w:type="character" w:customStyle="1" w:styleId="AnnotationTok">
     <w:name w:val="AnnotationTok"/>
     <w:basedOn w:val="VerbatimChar"/>
     <w:rPr>
+      <w:rFonts w:ascii="Consolas" w:hAnsi="Consolas"/>
       <w:b/>
       <w:i/>
-      <w:color w:val="60a0b0"/>
+      <w:color w:val="60A0B0"/>
+      <w:sz w:val="22"/>
     </w:rPr>
   </w:style>
   <w:style w:type="character" w:customStyle="1" w:styleId="CommentVarTok">
     <w:name w:val="CommentVarTok"/>
     <w:basedOn w:val="VerbatimChar"/>
     <w:rPr>
+      <w:rFonts w:ascii="Consolas" w:hAnsi="Consolas"/>
       <w:b/>
       <w:i/>
-      <w:color w:val="60a0b0"/>
+      <w:color w:val="60A0B0"/>
+      <w:sz w:val="22"/>
     </w:rPr>
   </w:style>
   <w:style w:type="character" w:customStyle="1" w:styleId="OtherTok">
     <w:name w:val="OtherTok"/>
     <w:basedOn w:val="VerbatimChar"/>
     <w:rPr>
+      <w:rFonts w:ascii="Consolas" w:hAnsi="Consolas"/>
       <w:color w:val="007020"/>
+      <w:sz w:val="22"/>
     </w:rPr>
   </w:style>
   <w:style w:type="character" w:customStyle="1" w:styleId="FunctionTok">
     <w:name w:val="FunctionTok"/>
     <w:basedOn w:val="VerbatimChar"/>
     <w:rPr>
-      <w:color w:val="06287e"/>
+      <w:rFonts w:ascii="Consolas" w:hAnsi="Consolas"/>
+      <w:color w:val="06287E"/>
+      <w:sz w:val="22"/>
     </w:rPr>
   </w:style>
   <w:style w:type="character" w:customStyle="1" w:styleId="VariableTok">
     <w:name w:val="VariableTok"/>
     <w:basedOn w:val="VerbatimChar"/>
     <w:rPr>
-      <w:color w:val="19177c"/>
+      <w:rFonts w:ascii="Consolas" w:hAnsi="Consolas"/>
+      <w:color w:val="19177C"/>
+      <w:sz w:val="22"/>
     </w:rPr>
   </w:style>
   <w:style w:type="character" w:customStyle="1" w:styleId="ControlFlowTok">
     <w:name w:val="ControlFlowTok"/>
     <w:basedOn w:val="VerbatimChar"/>
     <w:rPr>
+      <w:rFonts w:ascii="Consolas" w:hAnsi="Consolas"/>
       <w:b/>
       <w:color w:val="007020"/>
+      <w:sz w:val="22"/>
     </w:rPr>
   </w:style>
   <w:style w:type="character" w:customStyle="1" w:styleId="OperatorTok">
     <w:name w:val="OperatorTok"/>
     <w:basedOn w:val="VerbatimChar"/>
     <w:rPr>
+      <w:rFonts w:ascii="Consolas" w:hAnsi="Consolas"/>
       <w:color w:val="666666"/>
+      <w:sz w:val="22"/>
     </w:rPr>
   </w:style>
   <w:style w:type="character" w:customStyle="1" w:styleId="BuiltInTok">
     <w:name w:val="BuiltInTok"/>
     <w:basedOn w:val="VerbatimChar"/>
     <w:rPr>
+      <w:rFonts w:ascii="Consolas" w:hAnsi="Consolas"/>
       <w:color w:val="008000"/>
+      <w:sz w:val="22"/>
     </w:rPr>
   </w:style>
   <w:style w:type="character" w:customStyle="1" w:styleId="ExtensionTok">
     <w:name w:val="ExtensionTok"/>
     <w:basedOn w:val="VerbatimChar"/>
-    <w:rPr/>
+    <w:rPr>
+      <w:rFonts w:ascii="Consolas" w:hAnsi="Consolas"/>
+      <w:sz w:val="22"/>
+    </w:rPr>
   </w:style>
   <w:style w:type="character" w:customStyle="1" w:styleId="PreprocessorTok">
     <w:name w:val="PreprocessorTok"/>
     <w:basedOn w:val="VerbatimChar"/>
     <w:rPr>
-      <w:color w:val="bc7a00"/>
+      <w:rFonts w:ascii="Consolas" w:hAnsi="Consolas"/>
+      <w:color w:val="BC7A00"/>
+      <w:sz w:val="22"/>
     </w:rPr>
   </w:style>
   <w:style w:type="character" w:customStyle="1" w:styleId="AttributeTok">
     <w:name w:val="AttributeTok"/>
     <w:basedOn w:val="VerbatimChar"/>
     <w:rPr>
-      <w:color w:val="7d9029"/>
+      <w:rFonts w:ascii="Consolas" w:hAnsi="Consolas"/>
+      <w:color w:val="7D9029"/>
+      <w:sz w:val="22"/>
     </w:rPr>
   </w:style>
   <w:style w:type="character" w:customStyle="1" w:styleId="RegionMarkerTok">
     <w:name w:val="RegionMarkerTok"/>
     <w:basedOn w:val="VerbatimChar"/>
-    <w:rPr/>
+    <w:rPr>
+      <w:rFonts w:ascii="Consolas" w:hAnsi="Consolas"/>
+      <w:sz w:val="22"/>
+    </w:rPr>
   </w:style>
   <w:style w:type="character" w:customStyle="1" w:styleId="InformationTok">
     <w:name w:val="InformationTok"/>
     <w:basedOn w:val="VerbatimChar"/>
     <w:rPr>
+      <w:rFonts w:ascii="Consolas" w:hAnsi="Consolas"/>
       <w:b/>
       <w:i/>
-      <w:color w:val="60a0b0"/>
+      <w:color w:val="60A0B0"/>
+      <w:sz w:val="22"/>
     </w:rPr>
   </w:style>
   <w:style w:type="character" w:customStyle="1" w:styleId="WarningTok">
     <w:name w:val="WarningTok"/>
     <w:basedOn w:val="VerbatimChar"/>
     <w:rPr>
+      <w:rFonts w:ascii="Consolas" w:hAnsi="Consolas"/>
       <w:b/>
       <w:i/>
-      <w:color w:val="60a0b0"/>
+      <w:color w:val="60A0B0"/>
+      <w:sz w:val="22"/>
     </w:rPr>
   </w:style>
   <w:style w:type="character" w:customStyle="1" w:styleId="AlertTok">
     <w:name w:val="AlertTok"/>
     <w:basedOn w:val="VerbatimChar"/>
     <w:rPr>
+      <w:rFonts w:ascii="Consolas" w:hAnsi="Consolas"/>
       <w:b/>
-      <w:color w:val="ff0000"/>
+      <w:color w:val="FF0000"/>
+      <w:sz w:val="22"/>
     </w:rPr>
   </w:style>
   <w:style w:type="character" w:customStyle="1" w:styleId="ErrorTok">
     <w:name w:val="ErrorTok"/>
     <w:basedOn w:val="VerbatimChar"/>
     <w:rPr>
+      <w:rFonts w:ascii="Consolas" w:hAnsi="Consolas"/>
       <w:b/>
-      <w:color w:val="ff0000"/>
+      <w:color w:val="FF0000"/>
+      <w:sz w:val="22"/>
     </w:rPr>
   </w:style>
   <w:style w:type="character" w:customStyle="1" w:styleId="NormalTok">
     <w:name w:val="NormalTok"/>
     <w:basedOn w:val="VerbatimChar"/>
-    <w:rPr/>
+    <w:rPr>
+      <w:rFonts w:ascii="Consolas" w:hAnsi="Consolas"/>
+      <w:sz w:val="22"/>
+    </w:rPr>
   </w:style>
 </w:styles>
 </file>
